--- a/fuentes/Guión video_ 86120367.docx
+++ b/fuentes/Guión video_ 86120367.docx
@@ -1,6 +1,6 @@
 
 <file path=word/document.xml><?xml version="1.0" encoding="utf-8"?>
-<w:document xmlns:wpc="http://schemas.microsoft.com/office/word/2010/wordprocessingCanvas" xmlns:cx="http://schemas.microsoft.com/office/drawing/2014/chartex" xmlns:cx1="http://schemas.microsoft.com/office/drawing/2015/9/8/chartex" xmlns:cx2="http://schemas.microsoft.com/office/drawing/2015/10/21/chartex" xmlns:cx3="http://schemas.microsoft.com/office/drawing/2016/5/9/chartex" xmlns:cx4="http://schemas.microsoft.com/office/drawing/2016/5/10/chartex" xmlns:cx5="http://schemas.microsoft.com/office/drawing/2016/5/11/chartex" xmlns:cx6="http://schemas.microsoft.com/office/drawing/2016/5/12/chartex" xmlns:cx7="http://schemas.microsoft.com/office/drawing/2016/5/13/chartex" xmlns:cx8="http://schemas.microsoft.com/office/drawing/2016/5/14/chartex" xmlns:mc="http://schemas.openxmlformats.org/markup-compatibility/2006" xmlns:aink="http://schemas.microsoft.com/office/drawing/2016/ink" xmlns:am3d="http://schemas.microsoft.com/office/drawing/2017/model3d" xmlns:o="urn:schemas-microsoft-com:office:office" xmlns:r="http://schemas.openxmlformats.org/officeDocument/2006/relationships" xmlns:m="http://schemas.openxmlformats.org/officeDocument/2006/math" xmlns:v="urn:schemas-microsoft-com:vml" xmlns:wp14="http://schemas.microsoft.com/office/word/2010/wordprocessingDrawing" xmlns:wp="http://schemas.openxmlformats.org/drawingml/2006/wordprocessingDrawing" xmlns:w10="urn:schemas-microsoft-com:office:word" xmlns:w="http://schemas.openxmlformats.org/wordprocessingml/2006/main" xmlns:w14="http://schemas.microsoft.com/office/word/2010/wordml" xmlns:w15="http://schemas.microsoft.com/office/word/2012/wordml" xmlns:w16cex="http://schemas.microsoft.com/office/word/2018/wordml/cex" xmlns:w16cid="http://schemas.microsoft.com/office/word/2016/wordml/cid" xmlns:w16="http://schemas.microsoft.com/office/word/2018/wordml" xmlns:w16se="http://schemas.microsoft.com/office/word/2015/wordml/symex" xmlns:wpg="http://schemas.microsoft.com/office/word/2010/wordprocessingGroup" xmlns:wpi="http://schemas.microsoft.com/office/word/2010/wordprocessingInk" xmlns:wne="http://schemas.microsoft.com/office/word/2006/wordml" xmlns:wps="http://schemas.microsoft.com/office/word/2010/wordprocessingShape" mc:Ignorable="w14 w15 w16se w16cid w16 w16cex wp14">
+<w:document xmlns:wpc="http://schemas.microsoft.com/office/word/2010/wordprocessingCanvas" xmlns:cx="http://schemas.microsoft.com/office/drawing/2014/chartex" xmlns:cx1="http://schemas.microsoft.com/office/drawing/2015/9/8/chartex" xmlns:cx2="http://schemas.microsoft.com/office/drawing/2015/10/21/chartex" xmlns:cx3="http://schemas.microsoft.com/office/drawing/2016/5/9/chartex" xmlns:cx4="http://schemas.microsoft.com/office/drawing/2016/5/10/chartex" xmlns:cx5="http://schemas.microsoft.com/office/drawing/2016/5/11/chartex" xmlns:cx6="http://schemas.microsoft.com/office/drawing/2016/5/12/chartex" xmlns:cx7="http://schemas.microsoft.com/office/drawing/2016/5/13/chartex" xmlns:cx8="http://schemas.microsoft.com/office/drawing/2016/5/14/chartex" xmlns:mc="http://schemas.openxmlformats.org/markup-compatibility/2006" xmlns:aink="http://schemas.microsoft.com/office/drawing/2016/ink" xmlns:am3d="http://schemas.microsoft.com/office/drawing/2017/model3d" xmlns:o="urn:schemas-microsoft-com:office:office" xmlns:oel="http://schemas.microsoft.com/office/2019/extlst" xmlns:r="http://schemas.openxmlformats.org/officeDocument/2006/relationships" xmlns:m="http://schemas.openxmlformats.org/officeDocument/2006/math" xmlns:v="urn:schemas-microsoft-com:vml" xmlns:wp14="http://schemas.microsoft.com/office/word/2010/wordprocessingDrawing" xmlns:wp="http://schemas.openxmlformats.org/drawingml/2006/wordprocessingDrawing" xmlns:w10="urn:schemas-microsoft-com:office:word" xmlns:w="http://schemas.openxmlformats.org/wordprocessingml/2006/main" xmlns:w14="http://schemas.microsoft.com/office/word/2010/wordml" xmlns:w15="http://schemas.microsoft.com/office/word/2012/wordml" xmlns:w16cex="http://schemas.microsoft.com/office/word/2018/wordml/cex" xmlns:w16cid="http://schemas.microsoft.com/office/word/2016/wordml/cid" xmlns:w16="http://schemas.microsoft.com/office/word/2018/wordml" xmlns:w16du="http://schemas.microsoft.com/office/word/2023/wordml/word16du" xmlns:w16sdtdh="http://schemas.microsoft.com/office/word/2020/wordml/sdtdatahash" xmlns:w16sdtfl="http://schemas.microsoft.com/office/word/2024/wordml/sdtformatlock" xmlns:w16se="http://schemas.microsoft.com/office/word/2015/wordml/symex" xmlns:wpg="http://schemas.microsoft.com/office/word/2010/wordprocessingGroup" xmlns:wpi="http://schemas.microsoft.com/office/word/2010/wordprocessingInk" xmlns:wne="http://schemas.microsoft.com/office/word/2006/wordml" xmlns:wps="http://schemas.microsoft.com/office/word/2010/wordprocessingShape" xmlns:a="http://schemas.openxmlformats.org/drawingml/2006/main" xmlns:pic="http://schemas.openxmlformats.org/drawingml/2006/picture" xmlns:a14="http://schemas.microsoft.com/office/drawing/2010/main" mc:Ignorable="w14 w15 w16se w16cid w16 w16cex w16sdtdh w16sdtfl w16du wp14">
   <w:body>
     <w:p>
       <w:pPr>
@@ -16,12 +16,12 @@
         <w:tblW w:w="14387" w:type="dxa"/>
         <w:tblInd w:w="0" w:type="dxa"/>
         <w:tblBorders>
-          <w:top w:val="single" w:sz="8" w:space="0" w:color="000000"/>
-          <w:left w:val="single" w:sz="8" w:space="0" w:color="000000"/>
-          <w:bottom w:val="single" w:sz="8" w:space="0" w:color="000000"/>
-          <w:right w:val="single" w:sz="8" w:space="0" w:color="000000"/>
-          <w:insideH w:val="single" w:sz="8" w:space="0" w:color="000000"/>
-          <w:insideV w:val="single" w:sz="8" w:space="0" w:color="000000"/>
+          <w:top w:val="single" w:color="000000" w:sz="8" w:space="0"/>
+          <w:left w:val="single" w:color="000000" w:sz="8" w:space="0"/>
+          <w:bottom w:val="single" w:color="000000" w:sz="8" w:space="0"/>
+          <w:right w:val="single" w:color="000000" w:sz="8" w:space="0"/>
+          <w:insideH w:val="single" w:color="000000" w:sz="8" w:space="0"/>
+          <w:insideV w:val="single" w:color="000000" w:sz="8" w:space="0"/>
         </w:tblBorders>
         <w:tblLayout w:type="fixed"/>
         <w:tblLook w:val="0600" w:firstRow="0" w:lastRow="0" w:firstColumn="0" w:lastColumn="0" w:noHBand="1" w:noVBand="1"/>
@@ -96,18 +96,8 @@
                 <w:sz w:val="24"/>
                 <w:szCs w:val="24"/>
               </w:rPr>
-              <w:t xml:space="preserve">Video Animado o </w:t>
-            </w:r>
-            <w:proofErr w:type="spellStart"/>
-            <w:r>
-              <w:rPr>
-                <w:b/>
-                <w:sz w:val="24"/>
-                <w:szCs w:val="24"/>
-              </w:rPr>
-              <w:t>Motion</w:t>
-            </w:r>
-            <w:proofErr w:type="spellEnd"/>
+              <w:t>Video Animado o Motion</w:t>
+            </w:r>
           </w:p>
         </w:tc>
       </w:tr>
@@ -168,21 +158,7 @@
                 <w:sz w:val="20"/>
                 <w:szCs w:val="20"/>
               </w:rPr>
-              <w:t>D</w:t>
-            </w:r>
-            <w:r>
-              <w:rPr>
-                <w:sz w:val="20"/>
-                <w:szCs w:val="20"/>
-              </w:rPr>
-              <w:t>escripción y funcionamiento del motor de combustión interna a gasolina (bloques y pistones)</w:t>
-            </w:r>
-            <w:r>
-              <w:rPr>
-                <w:sz w:val="20"/>
-                <w:szCs w:val="20"/>
-              </w:rPr>
-              <w:t>.</w:t>
+              <w:t>Funcionamiento del bloque motor: cilindros y alojamientos de pistones.</w:t>
             </w:r>
           </w:p>
         </w:tc>
@@ -241,7 +217,12 @@
               </w:rPr>
             </w:pPr>
             <w:r>
-              <w:t>Los aprendices desarrollarán habilidades para identificar, diagnosticar y reparar componentes de motores a gasolina, optimizando el mantenimiento preventivo y correctivo.</w:t>
+              <w:rPr>
+                <w:color w:val="434343"/>
+                <w:sz w:val="20"/>
+                <w:szCs w:val="20"/>
+              </w:rPr>
+              <w:t>El bloque motor es esencial para la combustión interna, su evolución ha mejorado eficiencia, potencia y desarrollo de motores híbridos.</w:t>
             </w:r>
           </w:p>
         </w:tc>
@@ -296,6 +277,7 @@
             <w:pPr>
               <w:widowControl w:val="0"/>
               <w:spacing w:line="240" w:lineRule="auto"/>
+              <w:jc w:val="center"/>
               <w:rPr>
                 <w:b/>
               </w:rPr>
@@ -322,6 +304,7 @@
           <w:p>
             <w:pPr>
               <w:widowControl w:val="0"/>
+              <w:jc w:val="center"/>
               <w:rPr>
                 <w:b/>
               </w:rPr>
@@ -348,6 +331,7 @@
           <w:p>
             <w:pPr>
               <w:widowControl w:val="0"/>
+              <w:jc w:val="center"/>
               <w:rPr>
                 <w:b/>
               </w:rPr>
@@ -363,25 +347,27 @@
       </w:tr>
       <w:tr>
         <w:trPr>
-          <w:trHeight w:val="2072"/>
+          <w:trHeight w:val="420"/>
         </w:trPr>
         <w:tc>
           <w:tcPr>
             <w:tcW w:w="2461" w:type="dxa"/>
-            <w:shd w:val="clear" w:color="auto" w:fill="auto"/>
-            <w:tcMar>
-              <w:top w:w="100" w:type="dxa"/>
-              <w:left w:w="100" w:type="dxa"/>
-              <w:bottom w:w="100" w:type="dxa"/>
-              <w:right w:w="100" w:type="dxa"/>
-            </w:tcMar>
-          </w:tcPr>
-          <w:p>
-            <w:pPr>
-              <w:widowControl w:val="0"/>
-              <w:spacing w:line="240" w:lineRule="auto"/>
-              <w:rPr>
-                <w:b/>
+            <w:shd w:val="clear" w:color="auto" w:fill="EFEFEF"/>
+            <w:tcMar>
+              <w:top w:w="100" w:type="dxa"/>
+              <w:left w:w="100" w:type="dxa"/>
+              <w:bottom w:w="100" w:type="dxa"/>
+              <w:right w:w="100" w:type="dxa"/>
+            </w:tcMar>
+          </w:tcPr>
+          <w:p>
+            <w:pPr>
+              <w:widowControl w:val="0"/>
+              <w:spacing w:line="240" w:lineRule="auto"/>
+              <w:rPr>
+                <w:b/>
+                <w:sz w:val="24"/>
+                <w:szCs w:val="24"/>
               </w:rPr>
             </w:pPr>
             <w:r>
@@ -395,44 +381,39 @@
         <w:tc>
           <w:tcPr>
             <w:tcW w:w="4120" w:type="dxa"/>
-            <w:shd w:val="clear" w:color="auto" w:fill="auto"/>
-            <w:tcMar>
-              <w:top w:w="100" w:type="dxa"/>
-              <w:left w:w="100" w:type="dxa"/>
-              <w:bottom w:w="100" w:type="dxa"/>
-              <w:right w:w="100" w:type="dxa"/>
-            </w:tcMar>
-          </w:tcPr>
-          <w:p>
-            <w:pPr>
-              <w:widowControl w:val="0"/>
-              <w:spacing w:line="240" w:lineRule="auto"/>
-              <w:rPr>
-                <w:sz w:val="14"/>
-                <w:szCs w:val="14"/>
-              </w:rPr>
-            </w:pPr>
-          </w:p>
-          <w:p>
-            <w:pPr>
-              <w:widowControl w:val="0"/>
-              <w:spacing w:line="240" w:lineRule="auto"/>
-              <w:rPr>
-                <w:sz w:val="14"/>
-                <w:szCs w:val="14"/>
+            <w:shd w:val="clear" w:color="auto" w:fill="EFEFEF"/>
+            <w:tcMar>
+              <w:top w:w="100" w:type="dxa"/>
+              <w:left w:w="100" w:type="dxa"/>
+              <w:bottom w:w="100" w:type="dxa"/>
+              <w:right w:w="100" w:type="dxa"/>
+            </w:tcMar>
+          </w:tcPr>
+          <w:p>
+            <w:pPr>
+              <w:widowControl w:val="0"/>
+              <w:spacing w:line="240" w:lineRule="auto"/>
+              <w:rPr>
+                <w:b/>
               </w:rPr>
             </w:pPr>
             <w:r>
               <w:rPr>
                 <w:noProof/>
-                <w:sz w:val="14"/>
-                <w:szCs w:val="14"/>
               </w:rPr>
               <w:drawing>
-                <wp:inline distT="0" distB="0" distL="0" distR="0" wp14:anchorId="044762C7" wp14:editId="74ED39A8">
-                  <wp:extent cx="2489200" cy="1393825"/>
+                <wp:anchor distT="0" distB="0" distL="114300" distR="114300" simplePos="0" relativeHeight="251661312" behindDoc="0" locked="0" layoutInCell="1" allowOverlap="1" wp14:anchorId="403E6BB1" wp14:editId="03A26BF2">
+                  <wp:simplePos x="0" y="0"/>
+                  <wp:positionH relativeFrom="column">
+                    <wp:posOffset>310515</wp:posOffset>
+                  </wp:positionH>
+                  <wp:positionV relativeFrom="paragraph">
+                    <wp:posOffset>40640</wp:posOffset>
+                  </wp:positionV>
+                  <wp:extent cx="1670050" cy="960279"/>
                   <wp:effectExtent l="0" t="0" r="6350" b="0"/>
-                  <wp:docPr id="6" name="Imagen 6"/>
+                  <wp:wrapSquare wrapText="bothSides"/>
+                  <wp:docPr id="8" name="Imagen 8" descr="El especialista en reparación de automóviles alegre, atractivo y seguro en monos repara y reemplaza piezas viejas por otras nuevas en un automóvil en un ascensor en servicio"/>
                   <wp:cNvGraphicFramePr>
                     <a:graphicFrameLocks xmlns:a="http://schemas.openxmlformats.org/drawingml/2006/main" noChangeAspect="1"/>
                   </wp:cNvGraphicFramePr>
@@ -440,541 +421,7 @@
                     <a:graphicData uri="http://schemas.openxmlformats.org/drawingml/2006/picture">
                       <pic:pic xmlns:pic="http://schemas.openxmlformats.org/drawingml/2006/picture">
                         <pic:nvPicPr>
-                          <pic:cNvPr id="6" name="MOTOR.jpg"/>
-                          <pic:cNvPicPr/>
-                        </pic:nvPicPr>
-                        <pic:blipFill>
-                          <a:blip r:embed="rId6" cstate="print">
-                            <a:extLst>
-                              <a:ext uri="{28A0092B-C50C-407E-A947-70E740481C1C}">
-                                <a14:useLocalDpi xmlns:a14="http://schemas.microsoft.com/office/drawing/2010/main" val="0"/>
-                              </a:ext>
-                            </a:extLst>
-                          </a:blip>
-                          <a:stretch>
-                            <a:fillRect/>
-                          </a:stretch>
-                        </pic:blipFill>
-                        <pic:spPr>
-                          <a:xfrm>
-                            <a:off x="0" y="0"/>
-                            <a:ext cx="2489200" cy="1393825"/>
-                          </a:xfrm>
-                          <a:prstGeom prst="rect">
-                            <a:avLst/>
-                          </a:prstGeom>
-                        </pic:spPr>
-                      </pic:pic>
-                    </a:graphicData>
-                  </a:graphic>
-                </wp:inline>
-              </w:drawing>
-            </w:r>
-          </w:p>
-          <w:p>
-            <w:pPr>
-              <w:widowControl w:val="0"/>
-              <w:spacing w:line="240" w:lineRule="auto"/>
-              <w:rPr>
-                <w:sz w:val="14"/>
-                <w:szCs w:val="14"/>
-              </w:rPr>
-            </w:pPr>
-            <w:r>
-              <w:rPr>
-                <w:sz w:val="14"/>
-                <w:szCs w:val="14"/>
-              </w:rPr>
-              <w:t>https://stock.adobe.com/es/search/images?k=Funcionamiento+de+un+Motor+de+Combusti%C3%B3n+Interna+&amp;search_type=usertyped&amp;asset_id=871830358</w:t>
-            </w:r>
-          </w:p>
-        </w:tc>
-        <w:tc>
-          <w:tcPr>
-            <w:tcW w:w="3903" w:type="dxa"/>
-            <w:shd w:val="clear" w:color="auto" w:fill="auto"/>
-            <w:tcMar>
-              <w:top w:w="100" w:type="dxa"/>
-              <w:left w:w="100" w:type="dxa"/>
-              <w:bottom w:w="100" w:type="dxa"/>
-              <w:right w:w="100" w:type="dxa"/>
-            </w:tcMar>
-          </w:tcPr>
-          <w:p>
-            <w:pPr>
-              <w:widowControl w:val="0"/>
-              <w:spacing w:line="360" w:lineRule="auto"/>
-            </w:pPr>
-            <w:r>
-              <w:t xml:space="preserve">Estudia descripción y funcionamiento del motor de combustión interna a gasolina (bloques y pistones) y, como egresado del SENA, </w:t>
-            </w:r>
-          </w:p>
-        </w:tc>
-        <w:tc>
-          <w:tcPr>
-            <w:tcW w:w="3903" w:type="dxa"/>
-            <w:shd w:val="clear" w:color="auto" w:fill="auto"/>
-            <w:tcMar>
-              <w:top w:w="100" w:type="dxa"/>
-              <w:left w:w="100" w:type="dxa"/>
-              <w:bottom w:w="100" w:type="dxa"/>
-              <w:right w:w="100" w:type="dxa"/>
-            </w:tcMar>
-          </w:tcPr>
-          <w:p>
-            <w:pPr>
-              <w:widowControl w:val="0"/>
-              <w:rPr>
-                <w:sz w:val="20"/>
-                <w:szCs w:val="20"/>
-              </w:rPr>
-            </w:pPr>
-            <w:r>
-              <w:rPr>
-                <w:sz w:val="20"/>
-                <w:szCs w:val="20"/>
-              </w:rPr>
-              <w:t>D</w:t>
-            </w:r>
-            <w:r>
-              <w:rPr>
-                <w:sz w:val="20"/>
-                <w:szCs w:val="20"/>
-              </w:rPr>
-              <w:t>escripción y funcionamiento del motor de combustión interna a gasolina</w:t>
-            </w:r>
-            <w:r>
-              <w:rPr>
-                <w:sz w:val="20"/>
-                <w:szCs w:val="20"/>
-              </w:rPr>
-              <w:t>.</w:t>
-            </w:r>
-          </w:p>
-        </w:tc>
-      </w:tr>
-      <w:tr>
-        <w:trPr>
-          <w:trHeight w:val="2072"/>
-        </w:trPr>
-        <w:tc>
-          <w:tcPr>
-            <w:tcW w:w="2461" w:type="dxa"/>
-            <w:shd w:val="clear" w:color="auto" w:fill="auto"/>
-            <w:tcMar>
-              <w:top w:w="100" w:type="dxa"/>
-              <w:left w:w="100" w:type="dxa"/>
-              <w:bottom w:w="100" w:type="dxa"/>
-              <w:right w:w="100" w:type="dxa"/>
-            </w:tcMar>
-          </w:tcPr>
-          <w:p>
-            <w:pPr>
-              <w:widowControl w:val="0"/>
-              <w:spacing w:line="240" w:lineRule="auto"/>
-              <w:rPr>
-                <w:b/>
-              </w:rPr>
-            </w:pPr>
-            <w:r>
-              <w:rPr>
-                <w:b/>
-              </w:rPr>
-              <w:lastRenderedPageBreak/>
-              <w:t>Escena 2</w:t>
-            </w:r>
-          </w:p>
-        </w:tc>
-        <w:tc>
-          <w:tcPr>
-            <w:tcW w:w="4120" w:type="dxa"/>
-            <w:shd w:val="clear" w:color="auto" w:fill="auto"/>
-            <w:tcMar>
-              <w:top w:w="100" w:type="dxa"/>
-              <w:left w:w="100" w:type="dxa"/>
-              <w:bottom w:w="100" w:type="dxa"/>
-              <w:right w:w="100" w:type="dxa"/>
-            </w:tcMar>
-          </w:tcPr>
-          <w:p>
-            <w:pPr>
-              <w:widowControl w:val="0"/>
-              <w:spacing w:line="240" w:lineRule="auto"/>
-              <w:rPr>
-                <w:sz w:val="14"/>
-                <w:szCs w:val="14"/>
-              </w:rPr>
-            </w:pPr>
-            <w:r>
-              <w:rPr>
-                <w:noProof/>
-              </w:rPr>
-              <w:drawing>
-                <wp:inline distT="0" distB="0" distL="0" distR="0" wp14:anchorId="6D85BB3B" wp14:editId="05046BA9">
-                  <wp:extent cx="2489200" cy="1659255"/>
-                  <wp:effectExtent l="0" t="0" r="6350" b="0"/>
-                  <wp:docPr id="7" name="Imagen 7" descr="Mecánico de sexo femenino servicios de un coche"/>
-                  <wp:cNvGraphicFramePr>
-                    <a:graphicFrameLocks xmlns:a="http://schemas.openxmlformats.org/drawingml/2006/main" noChangeAspect="1"/>
-                  </wp:cNvGraphicFramePr>
-                  <a:graphic xmlns:a="http://schemas.openxmlformats.org/drawingml/2006/main">
-                    <a:graphicData uri="http://schemas.openxmlformats.org/drawingml/2006/picture">
-                      <pic:pic xmlns:pic="http://schemas.openxmlformats.org/drawingml/2006/picture">
-                        <pic:nvPicPr>
-                          <pic:cNvPr id="0" name="Picture 2" descr="Mecánico de sexo femenino servicios de un coche"/>
-                          <pic:cNvPicPr>
-                            <a:picLocks noChangeAspect="1" noChangeArrowheads="1"/>
-                          </pic:cNvPicPr>
-                        </pic:nvPicPr>
-                        <pic:blipFill>
-                          <a:blip r:embed="rId7" cstate="print">
-                            <a:extLst>
-                              <a:ext uri="{28A0092B-C50C-407E-A947-70E740481C1C}">
-                                <a14:useLocalDpi xmlns:a14="http://schemas.microsoft.com/office/drawing/2010/main" val="0"/>
-                              </a:ext>
-                            </a:extLst>
-                          </a:blip>
-                          <a:srcRect/>
-                          <a:stretch>
-                            <a:fillRect/>
-                          </a:stretch>
-                        </pic:blipFill>
-                        <pic:spPr bwMode="auto">
-                          <a:xfrm>
-                            <a:off x="0" y="0"/>
-                            <a:ext cx="2489200" cy="1659255"/>
-                          </a:xfrm>
-                          <a:prstGeom prst="rect">
-                            <a:avLst/>
-                          </a:prstGeom>
-                          <a:noFill/>
-                          <a:ln>
-                            <a:noFill/>
-                          </a:ln>
-                        </pic:spPr>
-                      </pic:pic>
-                    </a:graphicData>
-                  </a:graphic>
-                </wp:inline>
-              </w:drawing>
-            </w:r>
-          </w:p>
-          <w:p>
-            <w:pPr>
-              <w:widowControl w:val="0"/>
-              <w:spacing w:line="240" w:lineRule="auto"/>
-              <w:rPr>
-                <w:sz w:val="14"/>
-                <w:szCs w:val="14"/>
-              </w:rPr>
-            </w:pPr>
-            <w:r>
-              <w:rPr>
-                <w:sz w:val="14"/>
-                <w:szCs w:val="14"/>
-              </w:rPr>
-              <w:t>https://www.freepik.es/foto-gratis/mecanico-sexo-femenino-servicios-coche_1005127.htm#fromView=search&amp;page=1&amp;position=6&amp;uuid=2210ab9e-2200-42d3-97db-c6e5a49cd2a5</w:t>
-            </w:r>
-          </w:p>
-        </w:tc>
-        <w:tc>
-          <w:tcPr>
-            <w:tcW w:w="3903" w:type="dxa"/>
-            <w:shd w:val="clear" w:color="auto" w:fill="auto"/>
-            <w:tcMar>
-              <w:top w:w="100" w:type="dxa"/>
-              <w:left w:w="100" w:type="dxa"/>
-              <w:bottom w:w="100" w:type="dxa"/>
-              <w:right w:w="100" w:type="dxa"/>
-            </w:tcMar>
-          </w:tcPr>
-          <w:p>
-            <w:pPr>
-              <w:widowControl w:val="0"/>
-              <w:spacing w:line="360" w:lineRule="auto"/>
-            </w:pPr>
-            <w:r>
-              <w:t>fortalecerás tus competencias para corregir fallas en los componentes de los motores a gasolina y gas, de acuerdo con los parámetros del fabricante y/o de la empresa.</w:t>
-            </w:r>
-          </w:p>
-        </w:tc>
-        <w:tc>
-          <w:tcPr>
-            <w:tcW w:w="3903" w:type="dxa"/>
-            <w:shd w:val="clear" w:color="auto" w:fill="auto"/>
-            <w:tcMar>
-              <w:top w:w="100" w:type="dxa"/>
-              <w:left w:w="100" w:type="dxa"/>
-              <w:bottom w:w="100" w:type="dxa"/>
-              <w:right w:w="100" w:type="dxa"/>
-            </w:tcMar>
-          </w:tcPr>
-          <w:p>
-            <w:pPr>
-              <w:widowControl w:val="0"/>
-              <w:rPr>
-                <w:sz w:val="20"/>
-                <w:szCs w:val="20"/>
-              </w:rPr>
-            </w:pPr>
-            <w:r>
-              <w:t>C</w:t>
-            </w:r>
-            <w:r>
-              <w:t xml:space="preserve">orregir fallas en los componentes de los </w:t>
-            </w:r>
-            <w:bookmarkStart w:id="0" w:name="_GoBack"/>
-            <w:bookmarkEnd w:id="0"/>
-            <w:r>
-              <w:t>motores a gasolina y gas</w:t>
-            </w:r>
-            <w:r>
-              <w:t>.</w:t>
-            </w:r>
-          </w:p>
-        </w:tc>
-      </w:tr>
-      <w:tr>
-        <w:trPr>
-          <w:trHeight w:val="2117"/>
-        </w:trPr>
-        <w:tc>
-          <w:tcPr>
-            <w:tcW w:w="2461" w:type="dxa"/>
-            <w:shd w:val="clear" w:color="auto" w:fill="auto"/>
-            <w:tcMar>
-              <w:top w:w="100" w:type="dxa"/>
-              <w:left w:w="100" w:type="dxa"/>
-              <w:bottom w:w="100" w:type="dxa"/>
-              <w:right w:w="100" w:type="dxa"/>
-            </w:tcMar>
-          </w:tcPr>
-          <w:p>
-            <w:pPr>
-              <w:widowControl w:val="0"/>
-              <w:spacing w:line="240" w:lineRule="auto"/>
-              <w:rPr>
-                <w:b/>
-              </w:rPr>
-            </w:pPr>
-            <w:r>
-              <w:rPr>
-                <w:b/>
-              </w:rPr>
-              <w:t xml:space="preserve">Escena </w:t>
-            </w:r>
-            <w:r>
-              <w:rPr>
-                <w:b/>
-              </w:rPr>
-              <w:t>3</w:t>
-            </w:r>
-          </w:p>
-        </w:tc>
-        <w:tc>
-          <w:tcPr>
-            <w:tcW w:w="4120" w:type="dxa"/>
-            <w:shd w:val="clear" w:color="auto" w:fill="auto"/>
-            <w:tcMar>
-              <w:top w:w="100" w:type="dxa"/>
-              <w:left w:w="100" w:type="dxa"/>
-              <w:bottom w:w="100" w:type="dxa"/>
-              <w:right w:w="100" w:type="dxa"/>
-            </w:tcMar>
-          </w:tcPr>
-          <w:p>
-            <w:pPr>
-              <w:widowControl w:val="0"/>
-              <w:spacing w:line="240" w:lineRule="auto"/>
-            </w:pPr>
-            <w:r>
-              <w:rPr>
-                <w:noProof/>
-              </w:rPr>
-              <w:drawing>
-                <wp:inline distT="0" distB="0" distL="0" distR="0" wp14:anchorId="3515584C" wp14:editId="628DF996">
-                  <wp:extent cx="2489200" cy="1659255"/>
-                  <wp:effectExtent l="0" t="0" r="6350" b="0"/>
-                  <wp:docPr id="11" name="Imagen 11" descr="Mecánico de sexo femenino que examina a un motor de un coche con la lámpara"/>
-                  <wp:cNvGraphicFramePr>
-                    <a:graphicFrameLocks xmlns:a="http://schemas.openxmlformats.org/drawingml/2006/main" noChangeAspect="1"/>
-                  </wp:cNvGraphicFramePr>
-                  <a:graphic xmlns:a="http://schemas.openxmlformats.org/drawingml/2006/main">
-                    <a:graphicData uri="http://schemas.openxmlformats.org/drawingml/2006/picture">
-                      <pic:pic xmlns:pic="http://schemas.openxmlformats.org/drawingml/2006/picture">
-                        <pic:nvPicPr>
-                          <pic:cNvPr id="0" name="Picture 8" descr="Mecánico de sexo femenino que examina a un motor de un coche con la lámpara"/>
-                          <pic:cNvPicPr>
-                            <a:picLocks noChangeAspect="1" noChangeArrowheads="1"/>
-                          </pic:cNvPicPr>
-                        </pic:nvPicPr>
-                        <pic:blipFill>
-                          <a:blip r:embed="rId8" cstate="print">
-                            <a:extLst>
-                              <a:ext uri="{28A0092B-C50C-407E-A947-70E740481C1C}">
-                                <a14:useLocalDpi xmlns:a14="http://schemas.microsoft.com/office/drawing/2010/main" val="0"/>
-                              </a:ext>
-                            </a:extLst>
-                          </a:blip>
-                          <a:srcRect/>
-                          <a:stretch>
-                            <a:fillRect/>
-                          </a:stretch>
-                        </pic:blipFill>
-                        <pic:spPr bwMode="auto">
-                          <a:xfrm>
-                            <a:off x="0" y="0"/>
-                            <a:ext cx="2489200" cy="1659255"/>
-                          </a:xfrm>
-                          <a:prstGeom prst="rect">
-                            <a:avLst/>
-                          </a:prstGeom>
-                          <a:noFill/>
-                          <a:ln>
-                            <a:noFill/>
-                          </a:ln>
-                        </pic:spPr>
-                      </pic:pic>
-                    </a:graphicData>
-                  </a:graphic>
-                </wp:inline>
-              </w:drawing>
-            </w:r>
-            <w:r>
-              <w:t xml:space="preserve"> </w:t>
-            </w:r>
-          </w:p>
-          <w:p>
-            <w:pPr>
-              <w:widowControl w:val="0"/>
-              <w:spacing w:line="240" w:lineRule="auto"/>
-              <w:rPr>
-                <w:sz w:val="20"/>
-                <w:szCs w:val="20"/>
-              </w:rPr>
-            </w:pPr>
-          </w:p>
-        </w:tc>
-        <w:tc>
-          <w:tcPr>
-            <w:tcW w:w="3903" w:type="dxa"/>
-            <w:shd w:val="clear" w:color="auto" w:fill="auto"/>
-            <w:tcMar>
-              <w:top w:w="100" w:type="dxa"/>
-              <w:left w:w="100" w:type="dxa"/>
-              <w:bottom w:w="100" w:type="dxa"/>
-              <w:right w:w="100" w:type="dxa"/>
-            </w:tcMar>
-          </w:tcPr>
-          <w:p>
-            <w:pPr>
-              <w:widowControl w:val="0"/>
-              <w:spacing w:line="360" w:lineRule="auto"/>
-            </w:pPr>
-            <w:r>
-              <w:t xml:space="preserve">A través de este programa, adquirirás los conocimientos necesarios para diagnosticar motores a gasolina y gas, cumpliendo con las normas ambientales, de salud ocupacional y las especificaciones técnicas del fabricante. </w:t>
-            </w:r>
-          </w:p>
-        </w:tc>
-        <w:tc>
-          <w:tcPr>
-            <w:tcW w:w="3903" w:type="dxa"/>
-            <w:shd w:val="clear" w:color="auto" w:fill="auto"/>
-            <w:tcMar>
-              <w:top w:w="100" w:type="dxa"/>
-              <w:left w:w="100" w:type="dxa"/>
-              <w:bottom w:w="100" w:type="dxa"/>
-              <w:right w:w="100" w:type="dxa"/>
-            </w:tcMar>
-          </w:tcPr>
-          <w:p>
-            <w:pPr>
-              <w:widowControl w:val="0"/>
-              <w:rPr>
-                <w:sz w:val="20"/>
-                <w:szCs w:val="20"/>
-              </w:rPr>
-            </w:pPr>
-            <w:r>
-              <w:t>C</w:t>
-            </w:r>
-            <w:r>
-              <w:t>umpliendo con las normas ambientales, de salud ocupacional y las especificaciones técnicas</w:t>
-            </w:r>
-          </w:p>
-        </w:tc>
-      </w:tr>
-      <w:tr>
-        <w:trPr>
-          <w:trHeight w:val="2117"/>
-        </w:trPr>
-        <w:tc>
-          <w:tcPr>
-            <w:tcW w:w="2461" w:type="dxa"/>
-            <w:shd w:val="clear" w:color="auto" w:fill="auto"/>
-            <w:tcMar>
-              <w:top w:w="100" w:type="dxa"/>
-              <w:left w:w="100" w:type="dxa"/>
-              <w:bottom w:w="100" w:type="dxa"/>
-              <w:right w:w="100" w:type="dxa"/>
-            </w:tcMar>
-          </w:tcPr>
-          <w:p>
-            <w:pPr>
-              <w:widowControl w:val="0"/>
-              <w:spacing w:line="240" w:lineRule="auto"/>
-              <w:rPr>
-                <w:b/>
-              </w:rPr>
-            </w:pPr>
-            <w:r>
-              <w:rPr>
-                <w:b/>
-              </w:rPr>
-              <w:lastRenderedPageBreak/>
-              <w:t xml:space="preserve">Escena </w:t>
-            </w:r>
-            <w:r>
-              <w:rPr>
-                <w:b/>
-              </w:rPr>
-              <w:t>4</w:t>
-            </w:r>
-          </w:p>
-        </w:tc>
-        <w:tc>
-          <w:tcPr>
-            <w:tcW w:w="4120" w:type="dxa"/>
-            <w:shd w:val="clear" w:color="auto" w:fill="auto"/>
-            <w:tcMar>
-              <w:top w:w="100" w:type="dxa"/>
-              <w:left w:w="100" w:type="dxa"/>
-              <w:bottom w:w="100" w:type="dxa"/>
-              <w:right w:w="100" w:type="dxa"/>
-            </w:tcMar>
-          </w:tcPr>
-          <w:p>
-            <w:pPr>
-              <w:widowControl w:val="0"/>
-              <w:spacing w:line="240" w:lineRule="auto"/>
-            </w:pPr>
-            <w:r>
-              <w:rPr>
-                <w:noProof/>
-              </w:rPr>
-              <w:drawing>
-                <wp:inline distT="0" distB="0" distL="0" distR="0" wp14:anchorId="37C16257" wp14:editId="1F3EA481">
-                  <wp:extent cx="2489200" cy="1659255"/>
-                  <wp:effectExtent l="0" t="0" r="6350" b="0"/>
-                  <wp:docPr id="10" name="Imagen 10" descr="Mecánico que muestra al cliente el problema con el coche"/>
-                  <wp:cNvGraphicFramePr>
-                    <a:graphicFrameLocks xmlns:a="http://schemas.openxmlformats.org/drawingml/2006/main" noChangeAspect="1"/>
-                  </wp:cNvGraphicFramePr>
-                  <a:graphic xmlns:a="http://schemas.openxmlformats.org/drawingml/2006/main">
-                    <a:graphicData uri="http://schemas.openxmlformats.org/drawingml/2006/picture">
-                      <pic:pic xmlns:pic="http://schemas.openxmlformats.org/drawingml/2006/picture">
-                        <pic:nvPicPr>
-                          <pic:cNvPr id="0" name="Picture 6" descr="Mecánico que muestra al cliente el problema con el coche"/>
+                          <pic:cNvPr id="0" name="Picture 9" descr="El especialista en reparación de automóviles alegre, atractivo y seguro en monos repara y reemplaza piezas viejas por otras nuevas en un automóvil en un ascensor en servicio"/>
                           <pic:cNvPicPr>
                             <a:picLocks noChangeAspect="1" noChangeArrowheads="1"/>
                           </pic:cNvPicPr>
@@ -995,7 +442,7 @@
                         <pic:spPr bwMode="auto">
                           <a:xfrm>
                             <a:off x="0" y="0"/>
-                            <a:ext cx="2489200" cy="1659255"/>
+                            <a:ext cx="1670050" cy="960279"/>
                           </a:xfrm>
                           <a:prstGeom prst="rect">
                             <a:avLst/>
@@ -1008,7 +455,7 @@
                       </pic:pic>
                     </a:graphicData>
                   </a:graphic>
-                </wp:inline>
+                </wp:anchor>
               </w:drawing>
             </w:r>
           </w:p>
@@ -1016,89 +463,127 @@
             <w:pPr>
               <w:widowControl w:val="0"/>
               <w:spacing w:line="240" w:lineRule="auto"/>
-            </w:pPr>
-            <w:r>
-              <w:rPr>
-                <w:sz w:val="20"/>
-                <w:szCs w:val="20"/>
-              </w:rPr>
-              <w:t>https://www.freepik.es/foto-gratis/mecanico-que-muestra-al-cliente-problema-coche_1005593.htm#from_view=detail_alsolike</w:t>
+              <w:rPr>
+                <w:bCs/>
+              </w:rPr>
+            </w:pPr>
+            <w:r>
+              <w:rPr>
+                <w:bCs/>
+                <w:sz w:val="14"/>
+                <w:szCs w:val="14"/>
+              </w:rPr>
+              <w:t>https://www.freepik.es/fotos-premium/especialista-reparacion-automoviles-alegre-atractivo-seguro-monos-repara-reemplaza-piezas-viejas-otras-nuevas-automovil-ascensor-servicio_18499539.htm#from_view=detail_alsolike</w:t>
             </w:r>
           </w:p>
         </w:tc>
         <w:tc>
           <w:tcPr>
             <w:tcW w:w="3903" w:type="dxa"/>
-            <w:shd w:val="clear" w:color="auto" w:fill="auto"/>
-            <w:tcMar>
-              <w:top w:w="100" w:type="dxa"/>
-              <w:left w:w="100" w:type="dxa"/>
-              <w:bottom w:w="100" w:type="dxa"/>
-              <w:right w:w="100" w:type="dxa"/>
-            </w:tcMar>
-          </w:tcPr>
-          <w:p>
-            <w:pPr>
-              <w:widowControl w:val="0"/>
-              <w:spacing w:line="360" w:lineRule="auto"/>
-            </w:pPr>
-            <w:r>
-              <w:t>Además, los estudiantes dominarán las técnicas para establecer el estado y el funcionamiento del motor con productividad y eficiencia, ajustándose a los estándares de calidad, seguridad y los manuales del fabricante.</w:t>
+            <w:shd w:val="clear" w:color="auto" w:fill="EFEFEF"/>
+            <w:tcMar>
+              <w:top w:w="100" w:type="dxa"/>
+              <w:left w:w="100" w:type="dxa"/>
+              <w:bottom w:w="100" w:type="dxa"/>
+              <w:right w:w="100" w:type="dxa"/>
+            </w:tcMar>
+          </w:tcPr>
+          <w:p>
+            <w:pPr>
+              <w:widowControl w:val="0"/>
+              <w:rPr>
+                <w:sz w:val="20"/>
+                <w:szCs w:val="20"/>
+              </w:rPr>
+            </w:pPr>
+            <w:r>
+              <w:rPr/>
+              <w:t xml:space="preserve">Nos complace darle la bienvenida al componente formativo </w:t>
+            </w:r>
+            <w:commentRangeStart w:id="1079262084"/>
+            <w:r>
+              <w:rPr>
+                <w:b w:val="1"/>
+                <w:bCs w:val="1"/>
+              </w:rPr>
+              <w:t>“</w:t>
+            </w:r>
+            <w:r>
+              <w:rPr>
+                <w:b w:val="1"/>
+                <w:bCs w:val="1"/>
+              </w:rPr>
+              <w:t>Funcionamiento</w:t>
+            </w:r>
+          </w:p>
+          <w:p>
+            <w:pPr>
+              <w:pStyle w:val="Normal"/>
+              <w:widowControl w:val="0"/>
+              <w:rPr>
+                <w:sz w:val="20"/>
+                <w:szCs w:val="20"/>
+              </w:rPr>
+            </w:pPr>
+            <w:r>
+              <w:rPr>
+                <w:b w:val="1"/>
+                <w:bCs w:val="1"/>
+              </w:rPr>
+              <w:t>del bloque motor: cilindros y alojamientos de pistones</w:t>
+            </w:r>
+            <w:r>
+              <w:rPr>
+                <w:b w:val="1"/>
+                <w:bCs w:val="1"/>
+              </w:rPr>
+              <w:t>”</w:t>
+            </w:r>
+            <w:r>
+              <w:rPr/>
+              <w:t>.</w:t>
+            </w:r>
+            <w:commentRangeEnd w:id="1079262084"/>
+            <w:r>
+              <w:rPr>
+                <w:rStyle w:val="CommentReference"/>
+              </w:rPr>
+              <w:commentReference w:id="1079262084"/>
             </w:r>
           </w:p>
         </w:tc>
         <w:tc>
           <w:tcPr>
             <w:tcW w:w="3903" w:type="dxa"/>
-            <w:shd w:val="clear" w:color="auto" w:fill="auto"/>
-            <w:tcMar>
-              <w:top w:w="100" w:type="dxa"/>
-              <w:left w:w="100" w:type="dxa"/>
-              <w:bottom w:w="100" w:type="dxa"/>
-              <w:right w:w="100" w:type="dxa"/>
-            </w:tcMar>
-          </w:tcPr>
-          <w:p>
-            <w:pPr>
-              <w:widowControl w:val="0"/>
-            </w:pPr>
-            <w:r>
-              <w:t>E</w:t>
-            </w:r>
-            <w:r>
-              <w:t xml:space="preserve">stado y funcionamiento del motor </w:t>
-            </w:r>
-          </w:p>
-          <w:p>
-            <w:pPr>
-              <w:widowControl w:val="0"/>
-            </w:pPr>
-            <w:r>
-              <w:t>E</w:t>
-            </w:r>
-            <w:r>
-              <w:t>stándares de calidad</w:t>
-            </w:r>
-            <w:r>
-              <w:t xml:space="preserve"> y seguridad.</w:t>
-            </w:r>
-          </w:p>
-          <w:p>
-            <w:pPr>
-              <w:widowControl w:val="0"/>
-            </w:pPr>
-            <w:r>
-              <w:t>M</w:t>
-            </w:r>
-            <w:r>
-              <w:t>anuales del fabricante.</w:t>
+            <w:shd w:val="clear" w:color="auto" w:fill="EFEFEF"/>
+            <w:tcMar>
+              <w:top w:w="100" w:type="dxa"/>
+              <w:left w:w="100" w:type="dxa"/>
+              <w:bottom w:w="100" w:type="dxa"/>
+              <w:right w:w="100" w:type="dxa"/>
+            </w:tcMar>
+          </w:tcPr>
+          <w:p>
+            <w:pPr>
+              <w:widowControl w:val="0"/>
+              <w:rPr>
+                <w:bCs/>
+              </w:rPr>
+            </w:pPr>
+            <w:r>
+              <w:rPr>
+                <w:bCs/>
+                <w:sz w:val="20"/>
+                <w:szCs w:val="20"/>
+              </w:rPr>
+              <w:t>Descripción y funcionamiento del motor de combustión interna a gasolina (Bloques y pistones)</w:t>
             </w:r>
           </w:p>
         </w:tc>
       </w:tr>
       <w:tr>
         <w:trPr>
-          <w:trHeight w:val="1920"/>
+          <w:trHeight w:val="2072"/>
         </w:trPr>
         <w:tc>
           <w:tcPr>
@@ -1129,7 +614,7 @@
               <w:rPr>
                 <w:b/>
               </w:rPr>
-              <w:t>5</w:t>
+              <w:t>2</w:t>
             </w:r>
           </w:p>
         </w:tc>
@@ -1158,10 +643,18 @@
                 <w:noProof/>
               </w:rPr>
               <w:drawing>
-                <wp:inline distT="0" distB="0" distL="0" distR="0" wp14:anchorId="72FB9B67" wp14:editId="6F1278DC">
-                  <wp:extent cx="2489200" cy="1659255"/>
-                  <wp:effectExtent l="0" t="0" r="6350" b="0"/>
-                  <wp:docPr id="8" name="Imagen 8" descr="Mecánico preparar una lista de verificación"/>
+                <wp:anchor distT="0" distB="0" distL="114300" distR="114300" simplePos="0" relativeHeight="251658240" behindDoc="0" locked="0" layoutInCell="1" allowOverlap="1" wp14:anchorId="617CA64E" wp14:editId="08C49B67">
+                  <wp:simplePos x="0" y="0"/>
+                  <wp:positionH relativeFrom="column">
+                    <wp:posOffset>310515</wp:posOffset>
+                  </wp:positionH>
+                  <wp:positionV relativeFrom="paragraph">
+                    <wp:posOffset>0</wp:posOffset>
+                  </wp:positionV>
+                  <wp:extent cx="1797050" cy="1197881"/>
+                  <wp:effectExtent l="0" t="0" r="0" b="2540"/>
+                  <wp:wrapSquare wrapText="bothSides"/>
+                  <wp:docPr id="4" name="Imagen 4" descr="Mecánico de servicio a un motor de coche"/>
                   <wp:cNvGraphicFramePr>
                     <a:graphicFrameLocks xmlns:a="http://schemas.openxmlformats.org/drawingml/2006/main" noChangeAspect="1"/>
                   </wp:cNvGraphicFramePr>
@@ -1169,7 +662,7 @@
                     <a:graphicData uri="http://schemas.openxmlformats.org/drawingml/2006/picture">
                       <pic:pic xmlns:pic="http://schemas.openxmlformats.org/drawingml/2006/picture">
                         <pic:nvPicPr>
-                          <pic:cNvPr id="0" name="Picture 4" descr="Mecánico preparar una lista de verificación"/>
+                          <pic:cNvPr id="0" name="Picture 2" descr="Mecánico de servicio a un motor de coche"/>
                           <pic:cNvPicPr>
                             <a:picLocks noChangeAspect="1" noChangeArrowheads="1"/>
                           </pic:cNvPicPr>
@@ -1190,7 +683,594 @@
                         <pic:spPr bwMode="auto">
                           <a:xfrm>
                             <a:off x="0" y="0"/>
-                            <a:ext cx="2489200" cy="1659255"/>
+                            <a:ext cx="1797050" cy="1197881"/>
+                          </a:xfrm>
+                          <a:prstGeom prst="rect">
+                            <a:avLst/>
+                          </a:prstGeom>
+                          <a:noFill/>
+                          <a:ln>
+                            <a:noFill/>
+                          </a:ln>
+                        </pic:spPr>
+                      </pic:pic>
+                    </a:graphicData>
+                  </a:graphic>
+                </wp:anchor>
+              </w:drawing>
+            </w:r>
+          </w:p>
+          <w:p>
+            <w:pPr>
+              <w:widowControl w:val="0"/>
+              <w:spacing w:line="240" w:lineRule="auto"/>
+              <w:rPr>
+                <w:sz w:val="20"/>
+                <w:szCs w:val="20"/>
+              </w:rPr>
+            </w:pPr>
+            <w:r>
+              <w:rPr>
+                <w:sz w:val="16"/>
+                <w:szCs w:val="16"/>
+              </w:rPr>
+              <w:t>https://www.freepik.es/foto-gratis/mecanico-servicio-motor-coche_1005215.htm#from_view=detail_alsolike</w:t>
+            </w:r>
+          </w:p>
+        </w:tc>
+        <w:tc>
+          <w:tcPr>
+            <w:tcW w:w="3903" w:type="dxa"/>
+            <w:shd w:val="clear" w:color="auto" w:fill="auto"/>
+            <w:tcMar>
+              <w:top w:w="100" w:type="dxa"/>
+              <w:left w:w="100" w:type="dxa"/>
+              <w:bottom w:w="100" w:type="dxa"/>
+              <w:right w:w="100" w:type="dxa"/>
+            </w:tcMar>
+          </w:tcPr>
+          <w:p>
+            <w:pPr>
+              <w:widowControl w:val="0"/>
+              <w:rPr>
+                <w:sz w:val="20"/>
+                <w:szCs w:val="20"/>
+              </w:rPr>
+            </w:pPr>
+            <w:r>
+              <w:t>El motor de combustión interna a gasolina es el corazón de muchos vehículos y maquinarias. Para comprender su funcionamiento, es esencial conocer cada uno de sus componentes principales.</w:t>
+            </w:r>
+          </w:p>
+        </w:tc>
+        <w:tc>
+          <w:tcPr>
+            <w:tcW w:w="3903" w:type="dxa"/>
+            <w:shd w:val="clear" w:color="auto" w:fill="auto"/>
+            <w:tcMar>
+              <w:top w:w="100" w:type="dxa"/>
+              <w:left w:w="100" w:type="dxa"/>
+              <w:bottom w:w="100" w:type="dxa"/>
+              <w:right w:w="100" w:type="dxa"/>
+            </w:tcMar>
+          </w:tcPr>
+          <w:p>
+            <w:pPr>
+              <w:widowControl w:val="0"/>
+            </w:pPr>
+            <w:r>
+              <w:t>motor de combustión</w:t>
+            </w:r>
+          </w:p>
+          <w:p>
+            <w:pPr>
+              <w:widowControl w:val="0"/>
+            </w:pPr>
+            <w:r>
+              <w:t>corazón de muchos vehículos</w:t>
+            </w:r>
+          </w:p>
+          <w:p>
+            <w:pPr>
+              <w:widowControl w:val="0"/>
+              <w:rPr>
+                <w:sz w:val="20"/>
+                <w:szCs w:val="20"/>
+              </w:rPr>
+            </w:pPr>
+            <w:r>
+              <w:t>comprender su funcionamiento</w:t>
+            </w:r>
+          </w:p>
+        </w:tc>
+      </w:tr>
+      <w:tr>
+        <w:trPr>
+          <w:trHeight w:val="2117"/>
+        </w:trPr>
+        <w:tc>
+          <w:tcPr>
+            <w:tcW w:w="2461" w:type="dxa"/>
+            <w:shd w:val="clear" w:color="auto" w:fill="auto"/>
+            <w:tcMar>
+              <w:top w:w="100" w:type="dxa"/>
+              <w:left w:w="100" w:type="dxa"/>
+              <w:bottom w:w="100" w:type="dxa"/>
+              <w:right w:w="100" w:type="dxa"/>
+            </w:tcMar>
+          </w:tcPr>
+          <w:p>
+            <w:pPr>
+              <w:widowControl w:val="0"/>
+              <w:spacing w:line="240" w:lineRule="auto"/>
+              <w:rPr>
+                <w:b/>
+              </w:rPr>
+            </w:pPr>
+            <w:r>
+              <w:rPr>
+                <w:b/>
+              </w:rPr>
+              <w:t xml:space="preserve">Escena </w:t>
+            </w:r>
+            <w:r>
+              <w:rPr>
+                <w:b/>
+              </w:rPr>
+              <w:t>3</w:t>
+            </w:r>
+          </w:p>
+        </w:tc>
+        <w:tc>
+          <w:tcPr>
+            <w:tcW w:w="4120" w:type="dxa"/>
+            <w:shd w:val="clear" w:color="auto" w:fill="auto"/>
+            <w:tcMar>
+              <w:top w:w="100" w:type="dxa"/>
+              <w:left w:w="100" w:type="dxa"/>
+              <w:bottom w:w="100" w:type="dxa"/>
+              <w:right w:w="100" w:type="dxa"/>
+            </w:tcMar>
+          </w:tcPr>
+          <w:p>
+            <w:pPr>
+              <w:widowControl w:val="0"/>
+              <w:spacing w:line="240" w:lineRule="auto"/>
+              <w:rPr>
+                <w:sz w:val="20"/>
+                <w:szCs w:val="20"/>
+              </w:rPr>
+            </w:pPr>
+            <w:r>
+              <w:rPr>
+                <w:noProof/>
+              </w:rPr>
+              <w:drawing>
+                <wp:anchor distT="0" distB="0" distL="114300" distR="114300" simplePos="0" relativeHeight="251662336" behindDoc="0" locked="0" layoutInCell="1" allowOverlap="1" wp14:anchorId="667B0B61" wp14:editId="682B40B7">
+                  <wp:simplePos x="0" y="0"/>
+                  <wp:positionH relativeFrom="column">
+                    <wp:posOffset>221615</wp:posOffset>
+                  </wp:positionH>
+                  <wp:positionV relativeFrom="paragraph">
+                    <wp:posOffset>2540</wp:posOffset>
+                  </wp:positionV>
+                  <wp:extent cx="1936750" cy="1293472"/>
+                  <wp:effectExtent l="0" t="0" r="6350" b="2540"/>
+                  <wp:wrapSquare wrapText="bothSides"/>
+                  <wp:docPr id="10" name="Imagen 10" descr="Mecánico de automóviles profesional que repara el motor del automóvil con una llave en el taller"/>
+                  <wp:cNvGraphicFramePr>
+                    <a:graphicFrameLocks xmlns:a="http://schemas.openxmlformats.org/drawingml/2006/main" noChangeAspect="1"/>
+                  </wp:cNvGraphicFramePr>
+                  <a:graphic xmlns:a="http://schemas.openxmlformats.org/drawingml/2006/main">
+                    <a:graphicData uri="http://schemas.openxmlformats.org/drawingml/2006/picture">
+                      <pic:pic xmlns:pic="http://schemas.openxmlformats.org/drawingml/2006/picture">
+                        <pic:nvPicPr>
+                          <pic:cNvPr id="0" name="Picture 11" descr="Mecánico de automóviles profesional que repara el motor del automóvil con una llave en el taller"/>
+                          <pic:cNvPicPr>
+                            <a:picLocks noChangeAspect="1" noChangeArrowheads="1"/>
+                          </pic:cNvPicPr>
+                        </pic:nvPicPr>
+                        <pic:blipFill>
+                          <a:blip r:embed="rId11" cstate="print">
+                            <a:extLst>
+                              <a:ext uri="{28A0092B-C50C-407E-A947-70E740481C1C}">
+                                <a14:useLocalDpi xmlns:a14="http://schemas.microsoft.com/office/drawing/2010/main" val="0"/>
+                              </a:ext>
+                            </a:extLst>
+                          </a:blip>
+                          <a:srcRect/>
+                          <a:stretch>
+                            <a:fillRect/>
+                          </a:stretch>
+                        </pic:blipFill>
+                        <pic:spPr bwMode="auto">
+                          <a:xfrm>
+                            <a:off x="0" y="0"/>
+                            <a:ext cx="1936750" cy="1293472"/>
+                          </a:xfrm>
+                          <a:prstGeom prst="rect">
+                            <a:avLst/>
+                          </a:prstGeom>
+                          <a:noFill/>
+                          <a:ln>
+                            <a:noFill/>
+                          </a:ln>
+                        </pic:spPr>
+                      </pic:pic>
+                    </a:graphicData>
+                  </a:graphic>
+                </wp:anchor>
+              </w:drawing>
+            </w:r>
+            <w:r>
+              <w:rPr>
+                <w:sz w:val="14"/>
+                <w:szCs w:val="14"/>
+              </w:rPr>
+              <w:t>https://www.freepik.es/foto-gratis/mecanico-automoviles-profesional-que-repara-motor-automovil-llave-taller_11035740.htm#fromView=search&amp;page=1&amp;position=32&amp;uuid=f73d3201-6864-4604-bafb-6c03f1938cdb</w:t>
+            </w:r>
+          </w:p>
+        </w:tc>
+        <w:tc>
+          <w:tcPr>
+            <w:tcW w:w="3903" w:type="dxa"/>
+            <w:shd w:val="clear" w:color="auto" w:fill="auto"/>
+            <w:tcMar>
+              <w:top w:w="100" w:type="dxa"/>
+              <w:left w:w="100" w:type="dxa"/>
+              <w:bottom w:w="100" w:type="dxa"/>
+              <w:right w:w="100" w:type="dxa"/>
+            </w:tcMar>
+          </w:tcPr>
+          <w:p>
+            <w:pPr>
+              <w:jc w:val="both"/>
+            </w:pPr>
+            <w:r>
+              <w:t xml:space="preserve">El bloque de cilindros es la estructura base donde se alojan los cilindros y otros elementos fundamentales. </w:t>
+            </w:r>
+          </w:p>
+          <w:p>
+            <w:pPr>
+              <w:widowControl w:val="0"/>
+              <w:rPr>
+                <w:sz w:val="20"/>
+                <w:szCs w:val="20"/>
+              </w:rPr>
+            </w:pPr>
+          </w:p>
+        </w:tc>
+        <w:tc>
+          <w:tcPr>
+            <w:tcW w:w="3903" w:type="dxa"/>
+            <w:shd w:val="clear" w:color="auto" w:fill="auto"/>
+            <w:tcMar>
+              <w:top w:w="100" w:type="dxa"/>
+              <w:left w:w="100" w:type="dxa"/>
+              <w:bottom w:w="100" w:type="dxa"/>
+              <w:right w:w="100" w:type="dxa"/>
+            </w:tcMar>
+          </w:tcPr>
+          <w:p>
+            <w:pPr>
+              <w:widowControl w:val="0"/>
+            </w:pPr>
+            <w:r>
+              <w:t>bloque de cilindros</w:t>
+            </w:r>
+          </w:p>
+          <w:p>
+            <w:pPr>
+              <w:widowControl w:val="0"/>
+              <w:rPr>
+                <w:sz w:val="20"/>
+                <w:szCs w:val="20"/>
+              </w:rPr>
+            </w:pPr>
+            <w:r>
+              <w:t>estructura base</w:t>
+            </w:r>
+          </w:p>
+        </w:tc>
+      </w:tr>
+      <w:tr>
+        <w:trPr>
+          <w:trHeight w:val="1920"/>
+        </w:trPr>
+        <w:tc>
+          <w:tcPr>
+            <w:tcW w:w="2461" w:type="dxa"/>
+            <w:shd w:val="clear" w:color="auto" w:fill="auto"/>
+            <w:tcMar>
+              <w:top w:w="100" w:type="dxa"/>
+              <w:left w:w="100" w:type="dxa"/>
+              <w:bottom w:w="100" w:type="dxa"/>
+              <w:right w:w="100" w:type="dxa"/>
+            </w:tcMar>
+          </w:tcPr>
+          <w:p>
+            <w:pPr>
+              <w:widowControl w:val="0"/>
+              <w:spacing w:line="240" w:lineRule="auto"/>
+              <w:rPr>
+                <w:b/>
+              </w:rPr>
+            </w:pPr>
+            <w:r>
+              <w:rPr>
+                <w:b/>
+              </w:rPr>
+              <w:t xml:space="preserve">Escena </w:t>
+            </w:r>
+            <w:r>
+              <w:rPr>
+                <w:b/>
+              </w:rPr>
+              <w:t>4</w:t>
+            </w:r>
+          </w:p>
+        </w:tc>
+        <w:tc>
+          <w:tcPr>
+            <w:tcW w:w="4120" w:type="dxa"/>
+            <w:shd w:val="clear" w:color="auto" w:fill="auto"/>
+            <w:tcMar>
+              <w:top w:w="100" w:type="dxa"/>
+              <w:left w:w="100" w:type="dxa"/>
+              <w:bottom w:w="100" w:type="dxa"/>
+              <w:right w:w="100" w:type="dxa"/>
+            </w:tcMar>
+          </w:tcPr>
+          <w:p>
+            <w:pPr>
+              <w:widowControl w:val="0"/>
+              <w:spacing w:line="240" w:lineRule="auto"/>
+              <w:rPr>
+                <w:sz w:val="20"/>
+                <w:szCs w:val="20"/>
+              </w:rPr>
+            </w:pPr>
+            <w:r>
+              <w:rPr>
+                <w:noProof/>
+              </w:rPr>
+              <w:drawing>
+                <wp:anchor distT="0" distB="0" distL="114300" distR="114300" simplePos="0" relativeHeight="251659264" behindDoc="0" locked="0" layoutInCell="1" allowOverlap="1" wp14:anchorId="4E289EDE" wp14:editId="79A7F09D">
+                  <wp:simplePos x="0" y="0"/>
+                  <wp:positionH relativeFrom="column">
+                    <wp:posOffset>221615</wp:posOffset>
+                  </wp:positionH>
+                  <wp:positionV relativeFrom="paragraph">
+                    <wp:posOffset>0</wp:posOffset>
+                  </wp:positionV>
+                  <wp:extent cx="1917700" cy="1278304"/>
+                  <wp:effectExtent l="0" t="0" r="6350" b="0"/>
+                  <wp:wrapSquare wrapText="bothSides"/>
+                  <wp:docPr id="5" name="Imagen 5" descr="Manos de mecánico de servicios de un coche"/>
+                  <wp:cNvGraphicFramePr>
+                    <a:graphicFrameLocks xmlns:a="http://schemas.openxmlformats.org/drawingml/2006/main" noChangeAspect="1"/>
+                  </wp:cNvGraphicFramePr>
+                  <a:graphic xmlns:a="http://schemas.openxmlformats.org/drawingml/2006/main">
+                    <a:graphicData uri="http://schemas.openxmlformats.org/drawingml/2006/picture">
+                      <pic:pic xmlns:pic="http://schemas.openxmlformats.org/drawingml/2006/picture">
+                        <pic:nvPicPr>
+                          <pic:cNvPr id="0" name="Picture 4" descr="Manos de mecánico de servicios de un coche"/>
+                          <pic:cNvPicPr>
+                            <a:picLocks noChangeAspect="1" noChangeArrowheads="1"/>
+                          </pic:cNvPicPr>
+                        </pic:nvPicPr>
+                        <pic:blipFill>
+                          <a:blip r:embed="rId12" cstate="print">
+                            <a:extLst>
+                              <a:ext uri="{28A0092B-C50C-407E-A947-70E740481C1C}">
+                                <a14:useLocalDpi xmlns:a14="http://schemas.microsoft.com/office/drawing/2010/main" val="0"/>
+                              </a:ext>
+                            </a:extLst>
+                          </a:blip>
+                          <a:srcRect/>
+                          <a:stretch>
+                            <a:fillRect/>
+                          </a:stretch>
+                        </pic:blipFill>
+                        <pic:spPr bwMode="auto">
+                          <a:xfrm>
+                            <a:off x="0" y="0"/>
+                            <a:ext cx="1917700" cy="1278304"/>
+                          </a:xfrm>
+                          <a:prstGeom prst="rect">
+                            <a:avLst/>
+                          </a:prstGeom>
+                          <a:noFill/>
+                          <a:ln>
+                            <a:noFill/>
+                          </a:ln>
+                        </pic:spPr>
+                      </pic:pic>
+                    </a:graphicData>
+                  </a:graphic>
+                </wp:anchor>
+              </w:drawing>
+            </w:r>
+          </w:p>
+          <w:p>
+            <w:pPr>
+              <w:widowControl w:val="0"/>
+              <w:spacing w:line="240" w:lineRule="auto"/>
+              <w:rPr>
+                <w:sz w:val="20"/>
+                <w:szCs w:val="20"/>
+              </w:rPr>
+            </w:pPr>
+            <w:r>
+              <w:rPr>
+                <w:sz w:val="14"/>
+                <w:szCs w:val="14"/>
+              </w:rPr>
+              <w:t>https://www.freepik.es/foto-gratis/manos-mecanico-servicios-coche_1005136.htm#from_view=detail_alsolike</w:t>
+            </w:r>
+          </w:p>
+        </w:tc>
+        <w:tc>
+          <w:tcPr>
+            <w:tcW w:w="3903" w:type="dxa"/>
+            <w:shd w:val="clear" w:color="auto" w:fill="auto"/>
+            <w:tcMar>
+              <w:top w:w="100" w:type="dxa"/>
+              <w:left w:w="100" w:type="dxa"/>
+              <w:bottom w:w="100" w:type="dxa"/>
+              <w:right w:w="100" w:type="dxa"/>
+            </w:tcMar>
+          </w:tcPr>
+          <w:p>
+            <w:pPr>
+              <w:widowControl w:val="0"/>
+              <w:rPr>
+                <w:sz w:val="20"/>
+                <w:szCs w:val="20"/>
+              </w:rPr>
+            </w:pPr>
+            <w:r>
+              <w:t>Dentro de estos cilindros se encuentran las camisas, que pueden ser secas, ajustadas directamente al bloque, o húmedas, en contacto con el sistema de refrigeración.</w:t>
+            </w:r>
+          </w:p>
+        </w:tc>
+        <w:tc>
+          <w:tcPr>
+            <w:tcW w:w="3903" w:type="dxa"/>
+            <w:shd w:val="clear" w:color="auto" w:fill="auto"/>
+            <w:tcMar>
+              <w:top w:w="100" w:type="dxa"/>
+              <w:left w:w="100" w:type="dxa"/>
+              <w:bottom w:w="100" w:type="dxa"/>
+              <w:right w:w="100" w:type="dxa"/>
+            </w:tcMar>
+          </w:tcPr>
+          <w:p>
+            <w:pPr>
+              <w:widowControl w:val="0"/>
+            </w:pPr>
+            <w:r>
+              <w:t>las camisas</w:t>
+            </w:r>
+          </w:p>
+          <w:p>
+            <w:pPr>
+              <w:widowControl w:val="0"/>
+            </w:pPr>
+            <w:r>
+              <w:t>pueden ser secas</w:t>
+            </w:r>
+          </w:p>
+          <w:p>
+            <w:pPr>
+              <w:widowControl w:val="0"/>
+              <w:rPr>
+                <w:sz w:val="20"/>
+                <w:szCs w:val="20"/>
+              </w:rPr>
+            </w:pPr>
+            <w:r>
+              <w:t>o húmedas</w:t>
+            </w:r>
+          </w:p>
+        </w:tc>
+      </w:tr>
+      <w:tr>
+        <w:trPr>
+          <w:trHeight w:val="1920"/>
+        </w:trPr>
+        <w:tc>
+          <w:tcPr>
+            <w:tcW w:w="2461" w:type="dxa"/>
+            <w:shd w:val="clear" w:color="auto" w:fill="auto"/>
+            <w:tcMar>
+              <w:top w:w="100" w:type="dxa"/>
+              <w:left w:w="100" w:type="dxa"/>
+              <w:bottom w:w="100" w:type="dxa"/>
+              <w:right w:w="100" w:type="dxa"/>
+            </w:tcMar>
+          </w:tcPr>
+          <w:p>
+            <w:pPr>
+              <w:widowControl w:val="0"/>
+              <w:spacing w:line="240" w:lineRule="auto"/>
+              <w:rPr>
+                <w:b/>
+              </w:rPr>
+            </w:pPr>
+            <w:r>
+              <w:rPr>
+                <w:b/>
+              </w:rPr>
+              <w:t xml:space="preserve">Escena </w:t>
+            </w:r>
+            <w:r>
+              <w:rPr>
+                <w:b/>
+              </w:rPr>
+              <w:t>5</w:t>
+            </w:r>
+          </w:p>
+        </w:tc>
+        <w:tc>
+          <w:tcPr>
+            <w:tcW w:w="4120" w:type="dxa"/>
+            <w:shd w:val="clear" w:color="auto" w:fill="auto"/>
+            <w:tcMar>
+              <w:top w:w="100" w:type="dxa"/>
+              <w:left w:w="100" w:type="dxa"/>
+              <w:bottom w:w="100" w:type="dxa"/>
+              <w:right w:w="100" w:type="dxa"/>
+            </w:tcMar>
+          </w:tcPr>
+          <w:p>
+            <w:pPr>
+              <w:widowControl w:val="0"/>
+              <w:spacing w:line="240" w:lineRule="auto"/>
+              <w:rPr>
+                <w:sz w:val="12"/>
+                <w:szCs w:val="12"/>
+              </w:rPr>
+            </w:pPr>
+            <w:r>
+              <w:rPr>
+                <w:noProof/>
+                <w:sz w:val="12"/>
+                <w:szCs w:val="12"/>
+              </w:rPr>
+              <w:drawing>
+                <wp:inline distT="0" distB="0" distL="0" distR="0" wp14:anchorId="1CB269A5" wp14:editId="01B8418D">
+                  <wp:extent cx="2159000" cy="1079500"/>
+                  <wp:effectExtent l="0" t="0" r="0" b="6350"/>
+                  <wp:docPr id="16" name="Imagen 16" descr="Detailed printed model of internal combustion engine using SLA technology close-up, printing"/>
+                  <wp:cNvGraphicFramePr>
+                    <a:graphicFrameLocks xmlns:a="http://schemas.openxmlformats.org/drawingml/2006/main" noChangeAspect="1"/>
+                  </wp:cNvGraphicFramePr>
+                  <a:graphic xmlns:a="http://schemas.openxmlformats.org/drawingml/2006/main">
+                    <a:graphicData uri="http://schemas.openxmlformats.org/drawingml/2006/picture">
+                      <pic:pic xmlns:pic="http://schemas.openxmlformats.org/drawingml/2006/picture">
+                        <pic:nvPicPr>
+                          <pic:cNvPr id="0" name="Picture 17" descr="Detailed printed model of internal combustion engine using SLA technology close-up, printing"/>
+                          <pic:cNvPicPr>
+                            <a:picLocks noChangeAspect="1" noChangeArrowheads="1"/>
+                          </pic:cNvPicPr>
+                        </pic:nvPicPr>
+                        <pic:blipFill>
+                          <a:blip r:embed="rId13" cstate="print">
+                            <a:extLst>
+                              <a:ext uri="{28A0092B-C50C-407E-A947-70E740481C1C}">
+                                <a14:useLocalDpi xmlns:a14="http://schemas.microsoft.com/office/drawing/2010/main" val="0"/>
+                              </a:ext>
+                            </a:extLst>
+                          </a:blip>
+                          <a:srcRect/>
+                          <a:stretch>
+                            <a:fillRect/>
+                          </a:stretch>
+                        </pic:blipFill>
+                        <pic:spPr bwMode="auto">
+                          <a:xfrm>
+                            <a:off x="0" y="0"/>
+                            <a:ext cx="2159000" cy="1079500"/>
                           </a:xfrm>
                           <a:prstGeom prst="rect">
                             <a:avLst/>
@@ -1212,16 +1292,16 @@
               <w:widowControl w:val="0"/>
               <w:spacing w:line="240" w:lineRule="auto"/>
               <w:rPr>
-                <w:sz w:val="20"/>
-                <w:szCs w:val="20"/>
-              </w:rPr>
-            </w:pPr>
-            <w:r>
-              <w:rPr>
-                <w:sz w:val="20"/>
-                <w:szCs w:val="20"/>
-              </w:rPr>
-              <w:t>https://www.freepik.es/foto-gratis/mecanico-preparar-lista-verificacion_1005746.htm#from_view=detail_alsolike</w:t>
+                <w:sz w:val="12"/>
+                <w:szCs w:val="12"/>
+              </w:rPr>
+            </w:pPr>
+            <w:r>
+              <w:rPr>
+                <w:sz w:val="12"/>
+                <w:szCs w:val="12"/>
+              </w:rPr>
+              <w:t>https://stock.adobe.com/es/search/images?filters%5Bcontent_type%3Aphoto%5D=1&amp;filters%5Bcontent_type%3Aillustration%5D=1&amp;filters%5Bcontent_type%3Azip_vector%5D=1&amp;filters%5Bcontent_type%3Aimage%5D=1&amp;k=Motor+de+Combusti%C3%B3n+Interna&amp;order=relevance&amp;price%5B%24%5D=1&amp;search_page=1&amp;search_type=usertyped&amp;acp=&amp;aco=Motor+de+Combusti%C3%B3n+Interna&amp;get_facets=0&amp;asset_id=907295117</w:t>
             </w:r>
           </w:p>
         </w:tc>
@@ -1238,12 +1318,20 @@
           </w:tcPr>
           <w:p>
             <w:pPr>
-              <w:widowControl w:val="0"/>
-              <w:spacing w:line="360" w:lineRule="auto"/>
-            </w:pPr>
-            <w:r>
-              <w:t>Al finalizar, serás competente en identificar fallas en el motor, de acuerdo con los diferentes regímenes de funcionamiento especificados por el fabricante.</w:t>
-            </w:r>
+              <w:jc w:val="both"/>
+            </w:pPr>
+            <w:r>
+              <w:t xml:space="preserve">Cuando un motor necesita mantenimiento, pasa por distintas etapas de rectificación, un proceso que garantiza su óptimo rendimiento. </w:t>
+            </w:r>
+          </w:p>
+          <w:p>
+            <w:pPr>
+              <w:jc w:val="both"/>
+              <w:rPr>
+                <w:sz w:val="20"/>
+                <w:szCs w:val="20"/>
+              </w:rPr>
+            </w:pPr>
           </w:p>
         </w:tc>
         <w:tc>
@@ -1260,20 +1348,35 @@
           <w:p>
             <w:pPr>
               <w:widowControl w:val="0"/>
-              <w:rPr>
-                <w:sz w:val="20"/>
-                <w:szCs w:val="20"/>
-              </w:rPr>
-            </w:pPr>
-            <w:r>
-              <w:t>S</w:t>
-            </w:r>
-            <w:r>
-              <w:t>erás competente en identificar fallas en el motor</w:t>
-            </w:r>
-            <w:r>
-              <w:t>.</w:t>
-            </w:r>
+            </w:pPr>
+            <w:r>
+              <w:t>motor necesita mantenimiento,</w:t>
+            </w:r>
+          </w:p>
+          <w:p>
+            <w:pPr>
+              <w:widowControl w:val="0"/>
+            </w:pPr>
+            <w:r>
+              <w:t>etapas de rectificación</w:t>
+            </w:r>
+          </w:p>
+          <w:p>
+            <w:pPr>
+              <w:widowControl w:val="0"/>
+            </w:pPr>
+            <w:r>
+              <w:t>garantiza su óptimo rendimiento</w:t>
+            </w:r>
+          </w:p>
+          <w:p>
+            <w:pPr>
+              <w:widowControl w:val="0"/>
+              <w:rPr>
+                <w:sz w:val="20"/>
+                <w:szCs w:val="20"/>
+              </w:rPr>
+            </w:pPr>
           </w:p>
         </w:tc>
       </w:tr>
@@ -1304,8 +1407,13 @@
               <w:rPr>
                 <w:b/>
               </w:rPr>
-              <w:lastRenderedPageBreak/>
-              <w:t>Escena 6</w:t>
+              <w:t xml:space="preserve">Escena </w:t>
+            </w:r>
+            <w:r>
+              <w:rPr>
+                <w:b/>
+              </w:rPr>
+              <w:t>6</w:t>
             </w:r>
           </w:p>
         </w:tc>
@@ -1332,22 +1440,20 @@
             <w:r>
               <w:rPr>
                 <w:noProof/>
-                <w:sz w:val="20"/>
-                <w:szCs w:val="20"/>
               </w:rPr>
               <w:drawing>
-                <wp:anchor distT="0" distB="0" distL="114300" distR="114300" simplePos="0" relativeHeight="251666432" behindDoc="0" locked="0" layoutInCell="1" allowOverlap="1" wp14:anchorId="3A9F1FDB" wp14:editId="0595E243">
+                <wp:anchor distT="0" distB="0" distL="114300" distR="114300" simplePos="0" relativeHeight="251660288" behindDoc="0" locked="0" layoutInCell="1" allowOverlap="1" wp14:anchorId="13C0A814" wp14:editId="099599D8">
                   <wp:simplePos x="0" y="0"/>
                   <wp:positionH relativeFrom="column">
-                    <wp:posOffset>-635</wp:posOffset>
+                    <wp:posOffset>126365</wp:posOffset>
                   </wp:positionH>
                   <wp:positionV relativeFrom="paragraph">
-                    <wp:posOffset>149225</wp:posOffset>
+                    <wp:posOffset>78740</wp:posOffset>
                   </wp:positionV>
-                  <wp:extent cx="2489200" cy="1635760"/>
-                  <wp:effectExtent l="0" t="0" r="6350" b="2540"/>
-                  <wp:wrapTopAndBottom/>
-                  <wp:docPr id="2" name="Imagen 1"/>
+                  <wp:extent cx="2057400" cy="1371600"/>
+                  <wp:effectExtent l="0" t="0" r="0" b="0"/>
+                  <wp:wrapSquare wrapText="bothSides"/>
+                  <wp:docPr id="7" name="Imagen 7" descr="mecánico de sexo femenino que examina un coche"/>
                   <wp:cNvGraphicFramePr>
                     <a:graphicFrameLocks xmlns:a="http://schemas.openxmlformats.org/drawingml/2006/main" noChangeAspect="1"/>
                   </wp:cNvGraphicFramePr>
@@ -1355,38 +1461,67 @@
                     <a:graphicData uri="http://schemas.openxmlformats.org/drawingml/2006/picture">
                       <pic:pic xmlns:pic="http://schemas.openxmlformats.org/drawingml/2006/picture">
                         <pic:nvPicPr>
-                          <pic:cNvPr id="2" name="Imagen 1"/>
+                          <pic:cNvPr id="0" name="Picture 7" descr="mecánico de sexo femenino que examina un coche"/>
                           <pic:cNvPicPr>
-                            <a:picLocks noChangeAspect="1"/>
+                            <a:picLocks noChangeAspect="1" noChangeArrowheads="1"/>
                           </pic:cNvPicPr>
                         </pic:nvPicPr>
-                        <pic:blipFill rotWithShape="1">
-                          <a:blip r:embed="rId11" cstate="print">
+                        <pic:blipFill>
+                          <a:blip r:embed="rId14" cstate="print">
                             <a:extLst>
                               <a:ext uri="{28A0092B-C50C-407E-A947-70E740481C1C}">
                                 <a14:useLocalDpi xmlns:a14="http://schemas.microsoft.com/office/drawing/2010/main" val="0"/>
                               </a:ext>
                             </a:extLst>
                           </a:blip>
-                          <a:srcRect l="17440" t="8284" r="17039" b="15169"/>
-                          <a:stretch/>
+                          <a:srcRect/>
+                          <a:stretch>
+                            <a:fillRect/>
+                          </a:stretch>
                         </pic:blipFill>
-                        <pic:spPr>
+                        <pic:spPr bwMode="auto">
                           <a:xfrm>
                             <a:off x="0" y="0"/>
-                            <a:ext cx="2489200" cy="1635760"/>
+                            <a:ext cx="2057400" cy="1371600"/>
                           </a:xfrm>
                           <a:prstGeom prst="rect">
                             <a:avLst/>
                           </a:prstGeom>
+                          <a:noFill/>
+                          <a:ln>
+                            <a:noFill/>
+                          </a:ln>
                         </pic:spPr>
                       </pic:pic>
                     </a:graphicData>
                   </a:graphic>
+                  <wp14:sizeRelH relativeFrom="margin">
+                    <wp14:pctWidth>0</wp14:pctWidth>
+                  </wp14:sizeRelH>
+                  <wp14:sizeRelV relativeFrom="margin">
+                    <wp14:pctHeight>0</wp14:pctHeight>
+                  </wp14:sizeRelV>
                 </wp:anchor>
               </w:drawing>
             </w:r>
           </w:p>
+          <w:p>
+            <w:pPr>
+              <w:widowControl w:val="0"/>
+              <w:spacing w:line="240" w:lineRule="auto"/>
+              <w:rPr>
+                <w:sz w:val="20"/>
+                <w:szCs w:val="20"/>
+              </w:rPr>
+            </w:pPr>
+            <w:r>
+              <w:rPr>
+                <w:sz w:val="14"/>
+                <w:szCs w:val="14"/>
+              </w:rPr>
+              <w:t>https://www.freepik.es/foto-gratis/mecanico-sexo-femenino-que-examina-coche_1005161.htm#from_view=detail_alsolike</w:t>
+            </w:r>
+          </w:p>
         </w:tc>
         <w:tc>
           <w:tcPr>
@@ -1401,16 +1536,21 @@
           </w:tcPr>
           <w:p>
             <w:pPr>
-              <w:spacing w:before="240" w:after="240" w:line="360" w:lineRule="auto"/>
-            </w:pPr>
-            <w:r>
-              <w:t xml:space="preserve">Este curso de formación complementaria tiene una duración de 40 horas, y se impartirá en modalidad 100% virtual. </w:t>
-            </w:r>
-          </w:p>
-          <w:p>
-            <w:pPr>
-              <w:spacing w:before="240" w:after="240" w:line="360" w:lineRule="auto"/>
-            </w:pPr>
+              <w:widowControl w:val="0"/>
+              <w:rPr>
+                <w:sz w:val="20"/>
+                <w:szCs w:val="20"/>
+              </w:rPr>
+            </w:pPr>
+            <w:r>
+              <w:t>Posteriormente, se realiza el armado de los pistones dentro del cilindro, asegurando un ajuste preciso para la</w:t>
+            </w:r>
+            <w:r>
+              <w:t xml:space="preserve"> </w:t>
+            </w:r>
+            <w:r>
+              <w:t>correcta combustión y transmisión de energía.</w:t>
+            </w:r>
           </w:p>
         </w:tc>
         <w:tc>
@@ -1429,18 +1569,24 @@
               <w:widowControl w:val="0"/>
             </w:pPr>
             <w:r>
-              <w:t>Duración de 40 horas, y se impartirá en modalidad 100% virtual.</w:t>
-            </w:r>
-          </w:p>
-          <w:p>
-            <w:pPr>
-              <w:widowControl w:val="0"/>
-            </w:pPr>
-          </w:p>
-          <w:p>
-            <w:pPr>
-              <w:widowControl w:val="0"/>
-            </w:pPr>
+              <w:t>armado de los pistones</w:t>
+            </w:r>
+          </w:p>
+          <w:p>
+            <w:pPr>
+              <w:widowControl w:val="0"/>
+            </w:pPr>
+            <w:r>
+              <w:t>asegurando un ajuste preciso</w:t>
+            </w:r>
+          </w:p>
+          <w:p>
+            <w:pPr>
+              <w:widowControl w:val="0"/>
+            </w:pPr>
+            <w:r>
+              <w:t>correcta combustión</w:t>
+            </w:r>
           </w:p>
           <w:p>
             <w:pPr>
@@ -1455,11 +1601,14 @@
       </w:tr>
       <w:tr>
         <w:trPr>
-          <w:trHeight w:val="1920"/>
+          <w:trHeight w:val="3079"/>
         </w:trPr>
         <w:tc>
           <w:tcPr>
             <w:tcW w:w="2461" w:type="dxa"/>
+            <w:tcBorders>
+              <w:bottom w:val="single" w:color="auto" w:sz="4" w:space="0"/>
+            </w:tcBorders>
             <w:shd w:val="clear" w:color="auto" w:fill="auto"/>
             <w:tcMar>
               <w:top w:w="100" w:type="dxa"/>
@@ -1483,10 +1632,112 @@
               <w:t>Escena 7</w:t>
             </w:r>
           </w:p>
+          <w:p>
+            <w:pPr>
+              <w:widowControl w:val="0"/>
+              <w:spacing w:line="240" w:lineRule="auto"/>
+              <w:rPr>
+                <w:b/>
+              </w:rPr>
+            </w:pPr>
+          </w:p>
+          <w:p>
+            <w:pPr>
+              <w:widowControl w:val="0"/>
+              <w:spacing w:line="240" w:lineRule="auto"/>
+              <w:rPr>
+                <w:b/>
+              </w:rPr>
+            </w:pPr>
+          </w:p>
+          <w:p>
+            <w:pPr>
+              <w:widowControl w:val="0"/>
+              <w:spacing w:line="240" w:lineRule="auto"/>
+              <w:rPr>
+                <w:b/>
+              </w:rPr>
+            </w:pPr>
+          </w:p>
+          <w:p>
+            <w:pPr>
+              <w:widowControl w:val="0"/>
+              <w:spacing w:line="240" w:lineRule="auto"/>
+              <w:rPr>
+                <w:b/>
+              </w:rPr>
+            </w:pPr>
+          </w:p>
+          <w:p>
+            <w:pPr>
+              <w:widowControl w:val="0"/>
+              <w:spacing w:line="240" w:lineRule="auto"/>
+              <w:rPr>
+                <w:b/>
+              </w:rPr>
+            </w:pPr>
+          </w:p>
+          <w:p>
+            <w:pPr>
+              <w:widowControl w:val="0"/>
+              <w:spacing w:line="240" w:lineRule="auto"/>
+              <w:rPr>
+                <w:b/>
+              </w:rPr>
+            </w:pPr>
+          </w:p>
+          <w:p>
+            <w:pPr>
+              <w:widowControl w:val="0"/>
+              <w:spacing w:line="240" w:lineRule="auto"/>
+              <w:rPr>
+                <w:b/>
+              </w:rPr>
+            </w:pPr>
+          </w:p>
+          <w:p>
+            <w:pPr>
+              <w:widowControl w:val="0"/>
+              <w:spacing w:line="240" w:lineRule="auto"/>
+              <w:rPr>
+                <w:b/>
+              </w:rPr>
+            </w:pPr>
+          </w:p>
+          <w:p>
+            <w:pPr>
+              <w:widowControl w:val="0"/>
+              <w:spacing w:line="240" w:lineRule="auto"/>
+              <w:rPr>
+                <w:b/>
+              </w:rPr>
+            </w:pPr>
+          </w:p>
+          <w:p>
+            <w:pPr>
+              <w:widowControl w:val="0"/>
+              <w:spacing w:line="240" w:lineRule="auto"/>
+              <w:rPr>
+                <w:b/>
+              </w:rPr>
+            </w:pPr>
+          </w:p>
+          <w:p>
+            <w:pPr>
+              <w:widowControl w:val="0"/>
+              <w:spacing w:line="240" w:lineRule="auto"/>
+              <w:rPr>
+                <w:b/>
+              </w:rPr>
+            </w:pPr>
+          </w:p>
         </w:tc>
         <w:tc>
           <w:tcPr>
             <w:tcW w:w="4120" w:type="dxa"/>
+            <w:tcBorders>
+              <w:bottom w:val="single" w:color="auto" w:sz="4" w:space="0"/>
+            </w:tcBorders>
             <w:shd w:val="clear" w:color="auto" w:fill="auto"/>
             <w:tcMar>
               <w:top w:w="100" w:type="dxa"/>
@@ -1500,30 +1751,19 @@
               <w:widowControl w:val="0"/>
               <w:spacing w:line="240" w:lineRule="auto"/>
               <w:rPr>
+                <w:sz w:val="20"/>
+                <w:szCs w:val="20"/>
+              </w:rPr>
+            </w:pPr>
+            <w:r>
+              <w:rPr>
                 <w:noProof/>
-                <w:sz w:val="20"/>
-                <w:szCs w:val="20"/>
-              </w:rPr>
-            </w:pPr>
-            <w:r>
-              <w:rPr>
-                <w:noProof/>
-                <w:sz w:val="20"/>
-                <w:szCs w:val="20"/>
               </w:rPr>
               <w:drawing>
-                <wp:anchor distT="0" distB="0" distL="114300" distR="114300" simplePos="0" relativeHeight="251669504" behindDoc="0" locked="0" layoutInCell="1" allowOverlap="1" wp14:anchorId="64CBB915" wp14:editId="768835D0">
-                  <wp:simplePos x="0" y="0"/>
-                  <wp:positionH relativeFrom="column">
-                    <wp:posOffset>-635</wp:posOffset>
-                  </wp:positionH>
-                  <wp:positionV relativeFrom="paragraph">
-                    <wp:posOffset>152400</wp:posOffset>
-                  </wp:positionV>
-                  <wp:extent cx="2489200" cy="1635760"/>
-                  <wp:effectExtent l="0" t="0" r="6350" b="2540"/>
-                  <wp:wrapTopAndBottom/>
-                  <wp:docPr id="4" name="Imagen 1"/>
+                <wp:inline distT="0" distB="0" distL="0" distR="0" wp14:anchorId="2E94951B" wp14:editId="137F1E69">
+                  <wp:extent cx="2051050" cy="1367192"/>
+                  <wp:effectExtent l="0" t="0" r="6350" b="4445"/>
+                  <wp:docPr id="12" name="Imagen 12" descr="Mecánico que usa la computadora portátil mientras que el servicio de motor de automóvil"/>
                   <wp:cNvGraphicFramePr>
                     <a:graphicFrameLocks xmlns:a="http://schemas.openxmlformats.org/drawingml/2006/main" noChangeAspect="1"/>
                   </wp:cNvGraphicFramePr>
@@ -1531,42 +1771,71 @@
                     <a:graphicData uri="http://schemas.openxmlformats.org/drawingml/2006/picture">
                       <pic:pic xmlns:pic="http://schemas.openxmlformats.org/drawingml/2006/picture">
                         <pic:nvPicPr>
-                          <pic:cNvPr id="2" name="Imagen 1"/>
+                          <pic:cNvPr id="0" name="Picture 15" descr="Mecánico que usa la computadora portátil mientras que el servicio de motor de automóvil"/>
                           <pic:cNvPicPr>
-                            <a:picLocks noChangeAspect="1"/>
+                            <a:picLocks noChangeAspect="1" noChangeArrowheads="1"/>
                           </pic:cNvPicPr>
                         </pic:nvPicPr>
-                        <pic:blipFill rotWithShape="1">
-                          <a:blip r:embed="rId11" cstate="print">
+                        <pic:blipFill>
+                          <a:blip r:embed="rId15" cstate="print">
                             <a:extLst>
                               <a:ext uri="{28A0092B-C50C-407E-A947-70E740481C1C}">
                                 <a14:useLocalDpi xmlns:a14="http://schemas.microsoft.com/office/drawing/2010/main" val="0"/>
                               </a:ext>
                             </a:extLst>
                           </a:blip>
-                          <a:srcRect l="17440" t="8284" r="17039" b="15169"/>
-                          <a:stretch/>
+                          <a:srcRect/>
+                          <a:stretch>
+                            <a:fillRect/>
+                          </a:stretch>
                         </pic:blipFill>
-                        <pic:spPr>
+                        <pic:spPr bwMode="auto">
                           <a:xfrm>
                             <a:off x="0" y="0"/>
-                            <a:ext cx="2489200" cy="1635760"/>
+                            <a:ext cx="2060931" cy="1373778"/>
                           </a:xfrm>
                           <a:prstGeom prst="rect">
                             <a:avLst/>
                           </a:prstGeom>
+                          <a:noFill/>
+                          <a:ln>
+                            <a:noFill/>
+                          </a:ln>
                         </pic:spPr>
                       </pic:pic>
                     </a:graphicData>
                   </a:graphic>
-                </wp:anchor>
+                </wp:inline>
               </w:drawing>
             </w:r>
           </w:p>
+          <w:p>
+            <w:pPr>
+              <w:widowControl w:val="0"/>
+              <w:spacing w:line="240" w:lineRule="auto"/>
+              <w:rPr>
+                <w:sz w:val="16"/>
+                <w:szCs w:val="16"/>
+              </w:rPr>
+            </w:pPr>
+            <w:hyperlink w:history="1" w:anchor="from_view=detail_alsolike" r:id="rId16">
+              <w:r>
+                <w:rPr>
+                  <w:rStyle w:val="Hipervnculo"/>
+                  <w:sz w:val="16"/>
+                  <w:szCs w:val="16"/>
+                </w:rPr>
+                <w:t>https://www.freepik.es/foto-gratis/mecanico-que-usa-computadora-portatil-mientras-que-servicio-motor-automovil_1005220.htm#from_view=detail_alsolike</w:t>
+              </w:r>
+            </w:hyperlink>
+          </w:p>
         </w:tc>
         <w:tc>
           <w:tcPr>
             <w:tcW w:w="3903" w:type="dxa"/>
+            <w:tcBorders>
+              <w:bottom w:val="single" w:color="auto" w:sz="4" w:space="0"/>
+            </w:tcBorders>
             <w:shd w:val="clear" w:color="auto" w:fill="auto"/>
             <w:tcMar>
               <w:top w:w="100" w:type="dxa"/>
@@ -1577,40 +1846,82 @@
           </w:tcPr>
           <w:p>
             <w:pPr>
-              <w:spacing w:before="240" w:after="240" w:line="360" w:lineRule="auto"/>
-            </w:pPr>
-            <w:r>
-              <w:t xml:space="preserve">Para acceder, debes contar con un computador o </w:t>
-            </w:r>
-            <w:proofErr w:type="spellStart"/>
-            <w:r>
-              <w:rPr>
-                <w:i/>
-                <w:iCs/>
-              </w:rPr>
-              <w:t>tablet</w:t>
-            </w:r>
-            <w:proofErr w:type="spellEnd"/>
-            <w:r>
-              <w:rPr>
-                <w:i/>
-                <w:iCs/>
-              </w:rPr>
-              <w:t xml:space="preserve"> </w:t>
-            </w:r>
-            <w:r>
-              <w:t>con acceso a internet.</w:t>
-            </w:r>
-          </w:p>
-          <w:p>
-            <w:pPr>
-              <w:spacing w:before="240" w:after="240" w:line="360" w:lineRule="auto"/>
+              <w:jc w:val="both"/>
+            </w:pPr>
+            <w:r>
+              <w:t xml:space="preserve">El eje de levas, alojado en el bloque o en la culata, es clave para sincronizar la apertura y cierre de las válvulas. </w:t>
+            </w:r>
+          </w:p>
+          <w:p>
+            <w:pPr>
+              <w:widowControl w:val="0"/>
+              <w:rPr>
+                <w:sz w:val="20"/>
+                <w:szCs w:val="20"/>
+              </w:rPr>
+            </w:pPr>
+          </w:p>
+          <w:p>
+            <w:pPr>
+              <w:widowControl w:val="0"/>
+              <w:rPr>
+                <w:sz w:val="20"/>
+                <w:szCs w:val="20"/>
+              </w:rPr>
+            </w:pPr>
+          </w:p>
+          <w:p>
+            <w:pPr>
+              <w:widowControl w:val="0"/>
+              <w:rPr>
+                <w:sz w:val="20"/>
+                <w:szCs w:val="20"/>
+              </w:rPr>
+            </w:pPr>
+          </w:p>
+          <w:p>
+            <w:pPr>
+              <w:widowControl w:val="0"/>
+              <w:rPr>
+                <w:sz w:val="20"/>
+                <w:szCs w:val="20"/>
+              </w:rPr>
+            </w:pPr>
+          </w:p>
+          <w:p>
+            <w:pPr>
+              <w:widowControl w:val="0"/>
+              <w:rPr>
+                <w:sz w:val="20"/>
+                <w:szCs w:val="20"/>
+              </w:rPr>
+            </w:pPr>
+          </w:p>
+          <w:p>
+            <w:pPr>
+              <w:widowControl w:val="0"/>
+              <w:rPr>
+                <w:sz w:val="20"/>
+                <w:szCs w:val="20"/>
+              </w:rPr>
+            </w:pPr>
+          </w:p>
+          <w:p>
+            <w:pPr>
+              <w:widowControl w:val="0"/>
+              <w:rPr>
+                <w:sz w:val="20"/>
+                <w:szCs w:val="20"/>
+              </w:rPr>
             </w:pPr>
           </w:p>
         </w:tc>
         <w:tc>
           <w:tcPr>
             <w:tcW w:w="3903" w:type="dxa"/>
+            <w:tcBorders>
+              <w:bottom w:val="single" w:color="auto" w:sz="4" w:space="0"/>
+            </w:tcBorders>
             <w:shd w:val="clear" w:color="auto" w:fill="auto"/>
             <w:tcMar>
               <w:top w:w="100" w:type="dxa"/>
@@ -1624,37 +1935,109 @@
               <w:widowControl w:val="0"/>
             </w:pPr>
             <w:r>
-              <w:t xml:space="preserve">Computador o </w:t>
-            </w:r>
-            <w:proofErr w:type="spellStart"/>
-            <w:r>
-              <w:rPr>
-                <w:i/>
-                <w:iCs/>
-              </w:rPr>
-              <w:t>tablet</w:t>
-            </w:r>
-            <w:proofErr w:type="spellEnd"/>
-            <w:r>
-              <w:rPr>
-                <w:i/>
-                <w:iCs/>
-              </w:rPr>
-              <w:t xml:space="preserve"> </w:t>
-            </w:r>
-            <w:r>
-              <w:t>con acceso a internet.</w:t>
-            </w:r>
+              <w:t>El eje de levas</w:t>
+            </w:r>
+          </w:p>
+          <w:p>
+            <w:pPr>
+              <w:widowControl w:val="0"/>
+            </w:pPr>
+            <w:r>
+              <w:t>alojado en el bloque o en la culata</w:t>
+            </w:r>
+          </w:p>
+          <w:p>
+            <w:pPr>
+              <w:jc w:val="both"/>
+            </w:pPr>
+            <w:r>
+              <w:t xml:space="preserve">sincronizar la apertura y cierre de las válvulas. </w:t>
+            </w:r>
+          </w:p>
+          <w:p>
+            <w:pPr>
+              <w:widowControl w:val="0"/>
+              <w:rPr>
+                <w:sz w:val="20"/>
+                <w:szCs w:val="20"/>
+              </w:rPr>
+            </w:pPr>
+          </w:p>
+          <w:p>
+            <w:pPr>
+              <w:widowControl w:val="0"/>
+              <w:rPr>
+                <w:sz w:val="20"/>
+                <w:szCs w:val="20"/>
+              </w:rPr>
+            </w:pPr>
+          </w:p>
+          <w:p>
+            <w:pPr>
+              <w:widowControl w:val="0"/>
+              <w:rPr>
+                <w:sz w:val="20"/>
+                <w:szCs w:val="20"/>
+              </w:rPr>
+            </w:pPr>
+          </w:p>
+          <w:p>
+            <w:pPr>
+              <w:widowControl w:val="0"/>
+              <w:rPr>
+                <w:sz w:val="20"/>
+                <w:szCs w:val="20"/>
+              </w:rPr>
+            </w:pPr>
+          </w:p>
+          <w:p>
+            <w:pPr>
+              <w:widowControl w:val="0"/>
+              <w:rPr>
+                <w:sz w:val="20"/>
+                <w:szCs w:val="20"/>
+              </w:rPr>
+            </w:pPr>
+          </w:p>
+          <w:p>
+            <w:pPr>
+              <w:widowControl w:val="0"/>
+              <w:rPr>
+                <w:sz w:val="20"/>
+                <w:szCs w:val="20"/>
+              </w:rPr>
+            </w:pPr>
+          </w:p>
+          <w:p>
+            <w:pPr>
+              <w:widowControl w:val="0"/>
+              <w:rPr>
+                <w:sz w:val="20"/>
+                <w:szCs w:val="20"/>
+              </w:rPr>
+            </w:pPr>
+          </w:p>
+          <w:p>
+            <w:pPr>
+              <w:widowControl w:val="0"/>
+              <w:rPr>
+                <w:sz w:val="20"/>
+                <w:szCs w:val="20"/>
+              </w:rPr>
+            </w:pPr>
           </w:p>
         </w:tc>
       </w:tr>
       <w:tr>
         <w:trPr>
-          <w:trHeight w:val="1920"/>
+          <w:trHeight w:val="5231"/>
         </w:trPr>
         <w:tc>
           <w:tcPr>
             <w:tcW w:w="2461" w:type="dxa"/>
+            <w:tcBorders>
+              <w:top w:val="single" w:color="auto" w:sz="4" w:space="0"/>
+            </w:tcBorders>
             <w:shd w:val="clear" w:color="auto" w:fill="auto"/>
             <w:tcMar>
               <w:top w:w="100" w:type="dxa"/>
@@ -1671,24 +2054,191 @@
                 <w:b/>
               </w:rPr>
             </w:pPr>
-            <w:r>
-              <w:rPr>
-                <w:b/>
-              </w:rPr>
-              <w:lastRenderedPageBreak/>
-              <w:t xml:space="preserve">Escena </w:t>
-            </w:r>
-            <w:r>
-              <w:rPr>
-                <w:b/>
-              </w:rPr>
-              <w:t>8</w:t>
-            </w:r>
+          </w:p>
+          <w:p>
+            <w:pPr>
+              <w:widowControl w:val="0"/>
+              <w:spacing w:line="240" w:lineRule="auto"/>
+              <w:rPr>
+                <w:b/>
+              </w:rPr>
+            </w:pPr>
+          </w:p>
+          <w:p>
+            <w:pPr>
+              <w:widowControl w:val="0"/>
+              <w:spacing w:line="240" w:lineRule="auto"/>
+              <w:rPr>
+                <w:b/>
+              </w:rPr>
+            </w:pPr>
+          </w:p>
+          <w:p>
+            <w:pPr>
+              <w:widowControl w:val="0"/>
+              <w:spacing w:line="240" w:lineRule="auto"/>
+              <w:rPr>
+                <w:b/>
+              </w:rPr>
+            </w:pPr>
+          </w:p>
+          <w:p>
+            <w:pPr>
+              <w:widowControl w:val="0"/>
+              <w:spacing w:line="240" w:lineRule="auto"/>
+              <w:rPr>
+                <w:b/>
+              </w:rPr>
+            </w:pPr>
+          </w:p>
+          <w:p>
+            <w:pPr>
+              <w:widowControl w:val="0"/>
+              <w:spacing w:line="240" w:lineRule="auto"/>
+              <w:rPr>
+                <w:b/>
+              </w:rPr>
+            </w:pPr>
+          </w:p>
+          <w:p>
+            <w:pPr>
+              <w:widowControl w:val="0"/>
+              <w:spacing w:line="240" w:lineRule="auto"/>
+              <w:rPr>
+                <w:b/>
+              </w:rPr>
+            </w:pPr>
+          </w:p>
+          <w:p>
+            <w:pPr>
+              <w:widowControl w:val="0"/>
+              <w:spacing w:line="240" w:lineRule="auto"/>
+              <w:rPr>
+                <w:b/>
+              </w:rPr>
+            </w:pPr>
+          </w:p>
+          <w:p>
+            <w:pPr>
+              <w:widowControl w:val="0"/>
+              <w:spacing w:line="240" w:lineRule="auto"/>
+              <w:rPr>
+                <w:b/>
+              </w:rPr>
+            </w:pPr>
+            <w:r>
+              <w:rPr>
+                <w:b/>
+              </w:rPr>
+              <w:t>Escena 8</w:t>
+            </w:r>
+          </w:p>
+          <w:p>
+            <w:pPr>
+              <w:widowControl w:val="0"/>
+              <w:spacing w:line="240" w:lineRule="auto"/>
+              <w:rPr>
+                <w:b/>
+              </w:rPr>
+            </w:pPr>
+          </w:p>
+          <w:p>
+            <w:pPr>
+              <w:widowControl w:val="0"/>
+              <w:spacing w:line="240" w:lineRule="auto"/>
+              <w:rPr>
+                <w:b/>
+              </w:rPr>
+            </w:pPr>
+          </w:p>
+          <w:p>
+            <w:pPr>
+              <w:widowControl w:val="0"/>
+              <w:spacing w:line="240" w:lineRule="auto"/>
+              <w:rPr>
+                <w:b/>
+              </w:rPr>
+            </w:pPr>
+          </w:p>
+          <w:p>
+            <w:pPr>
+              <w:widowControl w:val="0"/>
+              <w:spacing w:line="240" w:lineRule="auto"/>
+              <w:rPr>
+                <w:b/>
+              </w:rPr>
+            </w:pPr>
+          </w:p>
+          <w:p>
+            <w:pPr>
+              <w:widowControl w:val="0"/>
+              <w:spacing w:line="240" w:lineRule="auto"/>
+              <w:rPr>
+                <w:b/>
+              </w:rPr>
+            </w:pPr>
+          </w:p>
+          <w:p>
+            <w:pPr>
+              <w:widowControl w:val="0"/>
+              <w:spacing w:line="240" w:lineRule="auto"/>
+              <w:rPr>
+                <w:b/>
+              </w:rPr>
+            </w:pPr>
+          </w:p>
+          <w:p>
+            <w:pPr>
+              <w:widowControl w:val="0"/>
+              <w:spacing w:line="240" w:lineRule="auto"/>
+              <w:rPr>
+                <w:b/>
+              </w:rPr>
+            </w:pPr>
+          </w:p>
+          <w:p>
+            <w:pPr>
+              <w:widowControl w:val="0"/>
+              <w:spacing w:line="240" w:lineRule="auto"/>
+              <w:rPr>
+                <w:b/>
+              </w:rPr>
+            </w:pPr>
+          </w:p>
+          <w:p>
+            <w:pPr>
+              <w:widowControl w:val="0"/>
+              <w:spacing w:line="240" w:lineRule="auto"/>
+              <w:rPr>
+                <w:b/>
+              </w:rPr>
+            </w:pPr>
+          </w:p>
+          <w:p>
+            <w:pPr>
+              <w:widowControl w:val="0"/>
+              <w:spacing w:line="240" w:lineRule="auto"/>
+              <w:rPr>
+                <w:b/>
+              </w:rPr>
+            </w:pPr>
+          </w:p>
+          <w:p>
+            <w:pPr>
+              <w:widowControl w:val="0"/>
+              <w:spacing w:line="240" w:lineRule="auto"/>
+              <w:rPr>
+                <w:b/>
+              </w:rPr>
+            </w:pPr>
           </w:p>
         </w:tc>
         <w:tc>
           <w:tcPr>
             <w:tcW w:w="4120" w:type="dxa"/>
+            <w:tcBorders>
+              <w:top w:val="single" w:color="auto" w:sz="4" w:space="0"/>
+            </w:tcBorders>
             <w:shd w:val="clear" w:color="auto" w:fill="auto"/>
             <w:tcMar>
               <w:top w:w="100" w:type="dxa"/>
@@ -1702,29 +2252,18 @@
               <w:widowControl w:val="0"/>
               <w:spacing w:line="240" w:lineRule="auto"/>
               <w:rPr>
-                <w:sz w:val="20"/>
-                <w:szCs w:val="20"/>
-              </w:rPr>
-            </w:pPr>
-            <w:r>
-              <w:rPr>
                 <w:noProof/>
-                <w:sz w:val="20"/>
-                <w:szCs w:val="20"/>
+              </w:rPr>
+            </w:pPr>
+            <w:r>
+              <w:rPr>
+                <w:noProof/>
               </w:rPr>
               <w:drawing>
-                <wp:anchor distT="0" distB="0" distL="114300" distR="114300" simplePos="0" relativeHeight="251667456" behindDoc="0" locked="0" layoutInCell="1" allowOverlap="1" wp14:anchorId="18FBCC38" wp14:editId="0ED62EBA">
-                  <wp:simplePos x="0" y="0"/>
-                  <wp:positionH relativeFrom="column">
-                    <wp:posOffset>-635</wp:posOffset>
-                  </wp:positionH>
-                  <wp:positionV relativeFrom="paragraph">
-                    <wp:posOffset>152400</wp:posOffset>
-                  </wp:positionV>
-                  <wp:extent cx="2489200" cy="1635760"/>
-                  <wp:effectExtent l="0" t="0" r="6350" b="2540"/>
-                  <wp:wrapTopAndBottom/>
-                  <wp:docPr id="9" name="Imagen 1"/>
+                <wp:inline distT="0" distB="0" distL="0" distR="0" wp14:anchorId="0F160830" wp14:editId="5B44CEB6">
+                  <wp:extent cx="1873250" cy="1176516"/>
+                  <wp:effectExtent l="0" t="0" r="0" b="5080"/>
+                  <wp:docPr id="17" name="Imagen 17" descr="Mechanic working on a car engine with the hood open"/>
                   <wp:cNvGraphicFramePr>
                     <a:graphicFrameLocks xmlns:a="http://schemas.openxmlformats.org/drawingml/2006/main" noChangeAspect="1"/>
                   </wp:cNvGraphicFramePr>
@@ -1732,37 +2271,240 @@
                     <a:graphicData uri="http://schemas.openxmlformats.org/drawingml/2006/picture">
                       <pic:pic xmlns:pic="http://schemas.openxmlformats.org/drawingml/2006/picture">
                         <pic:nvPicPr>
-                          <pic:cNvPr id="2" name="Imagen 1"/>
+                          <pic:cNvPr id="0" name="Picture 19" descr="Mechanic working on a car engine with the hood open"/>
                           <pic:cNvPicPr>
-                            <a:picLocks noChangeAspect="1"/>
+                            <a:picLocks noChangeAspect="1" noChangeArrowheads="1"/>
                           </pic:cNvPicPr>
                         </pic:nvPicPr>
-                        <pic:blipFill rotWithShape="1">
-                          <a:blip r:embed="rId11" cstate="print">
+                        <pic:blipFill>
+                          <a:blip r:embed="rId17" cstate="print">
                             <a:extLst>
                               <a:ext uri="{28A0092B-C50C-407E-A947-70E740481C1C}">
                                 <a14:useLocalDpi xmlns:a14="http://schemas.microsoft.com/office/drawing/2010/main" val="0"/>
                               </a:ext>
                             </a:extLst>
                           </a:blip>
-                          <a:srcRect l="17440" t="8284" r="17039" b="15169"/>
-                          <a:stretch/>
+                          <a:srcRect/>
+                          <a:stretch>
+                            <a:fillRect/>
+                          </a:stretch>
                         </pic:blipFill>
-                        <pic:spPr>
+                        <pic:spPr bwMode="auto">
                           <a:xfrm>
                             <a:off x="0" y="0"/>
-                            <a:ext cx="2489200" cy="1635760"/>
+                            <a:ext cx="1896571" cy="1191163"/>
                           </a:xfrm>
                           <a:prstGeom prst="rect">
                             <a:avLst/>
                           </a:prstGeom>
+                          <a:noFill/>
+                          <a:ln>
+                            <a:noFill/>
+                          </a:ln>
                         </pic:spPr>
                       </pic:pic>
                     </a:graphicData>
                   </a:graphic>
-                </wp:anchor>
+                </wp:inline>
               </w:drawing>
             </w:r>
+          </w:p>
+          <w:p>
+            <w:pPr>
+              <w:widowControl w:val="0"/>
+              <w:spacing w:line="240" w:lineRule="auto"/>
+              <w:rPr>
+                <w:noProof/>
+              </w:rPr>
+            </w:pPr>
+          </w:p>
+          <w:p>
+            <w:pPr>
+              <w:widowControl w:val="0"/>
+              <w:spacing w:line="240" w:lineRule="auto"/>
+              <w:rPr>
+                <w:noProof/>
+              </w:rPr>
+            </w:pPr>
+            <w:r>
+              <w:rPr>
+                <w:sz w:val="14"/>
+                <w:szCs w:val="14"/>
+              </w:rPr>
+              <w:t>https://stock.adobe.com/es/search/images?filters%5Bcontent_type%3Aphoto%5D=1&amp;filters%5Bcontent_type%3Aillustration%5D=1&amp;filters%5Bcontent_type%3Azip_vector%5D=1&amp;filters%5Bcontent_type%3Aimage%5D=1&amp;k=Motor+de+Combusti%C3%B3n+Interna&amp;order=relevance&amp;price%5B%24%5D=1&amp;search_page=1&amp;search_type=usertyped&amp;acp=&amp;aco=Motor+de+Combusti%C3%B3n+Interna&amp;get_facets=0&amp;asset_id=723989743</w:t>
+            </w:r>
+          </w:p>
+        </w:tc>
+        <w:tc>
+          <w:tcPr>
+            <w:tcW w:w="3903" w:type="dxa"/>
+            <w:tcBorders>
+              <w:top w:val="single" w:color="auto" w:sz="4" w:space="0"/>
+            </w:tcBorders>
+            <w:shd w:val="clear" w:color="auto" w:fill="auto"/>
+            <w:tcMar>
+              <w:top w:w="100" w:type="dxa"/>
+              <w:left w:w="100" w:type="dxa"/>
+              <w:bottom w:w="100" w:type="dxa"/>
+              <w:right w:w="100" w:type="dxa"/>
+            </w:tcMar>
+          </w:tcPr>
+          <w:p>
+            <w:pPr>
+              <w:widowControl w:val="0"/>
+            </w:pPr>
+            <w:r>
+              <w:t>Finalmente, el pistón, una de las piezas más dinámicas del motor, convierte la energía de la combustión en movimiento mecánico.</w:t>
+            </w:r>
+          </w:p>
+        </w:tc>
+        <w:tc>
+          <w:tcPr>
+            <w:tcW w:w="3903" w:type="dxa"/>
+            <w:tcBorders>
+              <w:top w:val="single" w:color="auto" w:sz="4" w:space="0"/>
+            </w:tcBorders>
+            <w:shd w:val="clear" w:color="auto" w:fill="auto"/>
+            <w:tcMar>
+              <w:top w:w="100" w:type="dxa"/>
+              <w:left w:w="100" w:type="dxa"/>
+              <w:bottom w:w="100" w:type="dxa"/>
+              <w:right w:w="100" w:type="dxa"/>
+            </w:tcMar>
+          </w:tcPr>
+          <w:p>
+            <w:pPr>
+              <w:widowControl w:val="0"/>
+              <w:rPr>
+                <w:sz w:val="20"/>
+                <w:szCs w:val="20"/>
+              </w:rPr>
+            </w:pPr>
+          </w:p>
+          <w:p>
+            <w:pPr>
+              <w:widowControl w:val="0"/>
+              <w:rPr>
+                <w:sz w:val="20"/>
+                <w:szCs w:val="20"/>
+              </w:rPr>
+            </w:pPr>
+          </w:p>
+          <w:p>
+            <w:pPr>
+              <w:widowControl w:val="0"/>
+              <w:rPr>
+                <w:sz w:val="20"/>
+                <w:szCs w:val="20"/>
+              </w:rPr>
+            </w:pPr>
+          </w:p>
+          <w:p>
+            <w:pPr>
+              <w:widowControl w:val="0"/>
+              <w:rPr>
+                <w:sz w:val="20"/>
+                <w:szCs w:val="20"/>
+              </w:rPr>
+            </w:pPr>
+          </w:p>
+          <w:p>
+            <w:pPr>
+              <w:widowControl w:val="0"/>
+              <w:rPr>
+                <w:sz w:val="20"/>
+                <w:szCs w:val="20"/>
+              </w:rPr>
+            </w:pPr>
+          </w:p>
+          <w:p>
+            <w:pPr>
+              <w:widowControl w:val="0"/>
+              <w:rPr>
+                <w:sz w:val="20"/>
+                <w:szCs w:val="20"/>
+              </w:rPr>
+            </w:pPr>
+          </w:p>
+          <w:p>
+            <w:pPr>
+              <w:widowControl w:val="0"/>
+              <w:rPr>
+                <w:sz w:val="20"/>
+                <w:szCs w:val="20"/>
+              </w:rPr>
+            </w:pPr>
+          </w:p>
+          <w:p>
+            <w:pPr>
+              <w:widowControl w:val="0"/>
+              <w:rPr>
+                <w:sz w:val="20"/>
+                <w:szCs w:val="20"/>
+              </w:rPr>
+            </w:pPr>
+          </w:p>
+        </w:tc>
+      </w:tr>
+      <w:tr>
+        <w:trPr>
+          <w:trHeight w:val="1920"/>
+        </w:trPr>
+        <w:tc>
+          <w:tcPr>
+            <w:tcW w:w="2461" w:type="dxa"/>
+            <w:shd w:val="clear" w:color="auto" w:fill="auto"/>
+            <w:tcMar>
+              <w:top w:w="100" w:type="dxa"/>
+              <w:left w:w="100" w:type="dxa"/>
+              <w:bottom w:w="100" w:type="dxa"/>
+              <w:right w:w="100" w:type="dxa"/>
+            </w:tcMar>
+          </w:tcPr>
+          <w:p>
+            <w:pPr>
+              <w:widowControl w:val="0"/>
+              <w:spacing w:line="240" w:lineRule="auto"/>
+              <w:rPr>
+                <w:b/>
+              </w:rPr>
+            </w:pPr>
+            <w:r>
+              <w:rPr>
+                <w:b/>
+              </w:rPr>
+              <w:t>Escena 9</w:t>
+            </w:r>
+          </w:p>
+          <w:p>
+            <w:pPr>
+              <w:widowControl w:val="0"/>
+              <w:spacing w:line="240" w:lineRule="auto"/>
+              <w:rPr>
+                <w:b/>
+              </w:rPr>
+            </w:pPr>
+          </w:p>
+        </w:tc>
+        <w:tc>
+          <w:tcPr>
+            <w:tcW w:w="4120" w:type="dxa"/>
+            <w:shd w:val="clear" w:color="auto" w:fill="auto"/>
+            <w:tcMar>
+              <w:top w:w="100" w:type="dxa"/>
+              <w:left w:w="100" w:type="dxa"/>
+              <w:bottom w:w="100" w:type="dxa"/>
+              <w:right w:w="100" w:type="dxa"/>
+            </w:tcMar>
+          </w:tcPr>
+          <w:p>
+            <w:pPr>
+              <w:widowControl w:val="0"/>
+              <w:spacing w:line="240" w:lineRule="auto"/>
+              <w:rPr>
+                <w:noProof/>
+              </w:rPr>
+            </w:pPr>
           </w:p>
         </w:tc>
         <w:tc>
@@ -1777,27 +2519,20 @@
             </w:tcMar>
           </w:tcPr>
           <w:p>
-            <w:r>
-              <w:t>¡Súmate a esta propuesta de formación y haz parte de los miles de colombianos que le apuestan al cambio!</w:t>
-            </w:r>
-          </w:p>
-          <w:p>
-            <w:r>
-              <w:t xml:space="preserve">Inscríbete en </w:t>
-            </w:r>
-            <w:hyperlink r:id="rId12">
-              <w:r>
-                <w:rPr>
-                  <w:rStyle w:val="Hipervnculo"/>
-                </w:rPr>
-                <w:t>www.senasofiaplus.edu.co</w:t>
-              </w:r>
-            </w:hyperlink>
-          </w:p>
-          <w:p>
-            <w:pPr>
-              <w:spacing w:before="240" w:after="240" w:line="360" w:lineRule="auto"/>
+            <w:pPr>
               <w:jc w:val="both"/>
+            </w:pPr>
+            <w:r>
+              <w:t>Cada uno de estos componentes cumple una función esencial para el desempeño eficiente del motor.</w:t>
+            </w:r>
+          </w:p>
+          <w:p>
+            <w:pPr>
+              <w:jc w:val="both"/>
+              <w:rPr>
+                <w:sz w:val="20"/>
+                <w:szCs w:val="20"/>
+              </w:rPr>
             </w:pPr>
           </w:p>
         </w:tc>
@@ -1815,36 +2550,115 @@
           <w:p>
             <w:pPr>
               <w:widowControl w:val="0"/>
-            </w:pPr>
-            <w:r>
-              <w:t>C</w:t>
-            </w:r>
-            <w:r>
-              <w:t xml:space="preserve">omputador o </w:t>
-            </w:r>
-            <w:proofErr w:type="spellStart"/>
-            <w:r>
-              <w:rPr>
-                <w:i/>
-                <w:iCs/>
-              </w:rPr>
-              <w:t>tablet</w:t>
-            </w:r>
-            <w:proofErr w:type="spellEnd"/>
-            <w:r>
-              <w:t xml:space="preserve"> con acceso a internet.</w:t>
-            </w:r>
-          </w:p>
-          <w:p>
-            <w:hyperlink r:id="rId13">
-              <w:r>
-                <w:rPr>
-                  <w:rStyle w:val="Hipervnculo"/>
-                </w:rPr>
-                <w:t>www.senasofiaplus.edu.co</w:t>
-              </w:r>
-            </w:hyperlink>
-          </w:p>
+              <w:rPr>
+                <w:sz w:val="20"/>
+                <w:szCs w:val="20"/>
+              </w:rPr>
+            </w:pPr>
+          </w:p>
+        </w:tc>
+      </w:tr>
+      <w:tr>
+        <w:trPr>
+          <w:trHeight w:val="1920"/>
+        </w:trPr>
+        <w:tc>
+          <w:tcPr>
+            <w:tcW w:w="2461" w:type="dxa"/>
+            <w:shd w:val="clear" w:color="auto" w:fill="auto"/>
+            <w:tcMar>
+              <w:top w:w="100" w:type="dxa"/>
+              <w:left w:w="100" w:type="dxa"/>
+              <w:bottom w:w="100" w:type="dxa"/>
+              <w:right w:w="100" w:type="dxa"/>
+            </w:tcMar>
+          </w:tcPr>
+          <w:p>
+            <w:pPr>
+              <w:widowControl w:val="0"/>
+              <w:spacing w:line="240" w:lineRule="auto"/>
+              <w:rPr>
+                <w:b/>
+              </w:rPr>
+            </w:pPr>
+            <w:r>
+              <w:rPr>
+                <w:b/>
+              </w:rPr>
+              <w:t>Escena 10</w:t>
+            </w:r>
+          </w:p>
+          <w:p>
+            <w:pPr>
+              <w:widowControl w:val="0"/>
+              <w:spacing w:line="240" w:lineRule="auto"/>
+              <w:rPr>
+                <w:b/>
+              </w:rPr>
+            </w:pPr>
+          </w:p>
+        </w:tc>
+        <w:tc>
+          <w:tcPr>
+            <w:tcW w:w="4120" w:type="dxa"/>
+            <w:shd w:val="clear" w:color="auto" w:fill="auto"/>
+            <w:tcMar>
+              <w:top w:w="100" w:type="dxa"/>
+              <w:left w:w="100" w:type="dxa"/>
+              <w:bottom w:w="100" w:type="dxa"/>
+              <w:right w:w="100" w:type="dxa"/>
+            </w:tcMar>
+          </w:tcPr>
+          <w:p>
+            <w:pPr>
+              <w:widowControl w:val="0"/>
+              <w:spacing w:line="240" w:lineRule="auto"/>
+              <w:rPr>
+                <w:noProof/>
+              </w:rPr>
+            </w:pPr>
+          </w:p>
+        </w:tc>
+        <w:tc>
+          <w:tcPr>
+            <w:tcW w:w="3903" w:type="dxa"/>
+            <w:shd w:val="clear" w:color="auto" w:fill="auto"/>
+            <w:tcMar>
+              <w:top w:w="100" w:type="dxa"/>
+              <w:left w:w="100" w:type="dxa"/>
+              <w:bottom w:w="100" w:type="dxa"/>
+              <w:right w:w="100" w:type="dxa"/>
+            </w:tcMar>
+          </w:tcPr>
+          <w:p>
+            <w:pPr>
+              <w:jc w:val="both"/>
+            </w:pPr>
+            <w:r>
+              <w:t>¡Le invitamos a explorar el contenido formativo y a aplicar estos conocimientos en el análisis y mantenimiento de motores de combustión interna a gasolina!</w:t>
+            </w:r>
+          </w:p>
+          <w:p>
+            <w:pPr>
+              <w:widowControl w:val="0"/>
+              <w:rPr>
+                <w:sz w:val="20"/>
+                <w:szCs w:val="20"/>
+              </w:rPr>
+            </w:pPr>
+          </w:p>
+        </w:tc>
+        <w:tc>
+          <w:tcPr>
+            <w:tcW w:w="3903" w:type="dxa"/>
+            <w:shd w:val="clear" w:color="auto" w:fill="auto"/>
+            <w:tcMar>
+              <w:top w:w="100" w:type="dxa"/>
+              <w:left w:w="100" w:type="dxa"/>
+              <w:bottom w:w="100" w:type="dxa"/>
+              <w:right w:w="100" w:type="dxa"/>
+            </w:tcMar>
+          </w:tcPr>
           <w:p>
             <w:pPr>
               <w:widowControl w:val="0"/>
@@ -1866,8 +2680,8 @@
       </w:pPr>
     </w:p>
     <w:sectPr>
-      <w:headerReference w:type="default" r:id="rId14"/>
-      <w:footerReference w:type="default" r:id="rId15"/>
+      <w:headerReference w:type="default" r:id="rId18"/>
+      <w:footerReference w:type="default" r:id="rId19"/>
       <w:pgSz w:w="15840" w:h="12240" w:orient="landscape"/>
       <w:pgMar w:top="720" w:right="720" w:bottom="720" w:left="720" w:header="720" w:footer="720" w:gutter="0"/>
       <w:pgNumType w:start="1"/>
@@ -1877,8 +2691,47 @@
 </w:document>
 </file>
 
+<file path=word/comments.xml><?xml version="1.0" encoding="utf-8"?>
+<w:comments xmlns:w14="http://schemas.microsoft.com/office/word/2010/wordml" xmlns:w="http://schemas.openxmlformats.org/wordprocessingml/2006/main">
+  <w:comment xmlns:w="http://schemas.openxmlformats.org/wordprocessingml/2006/main" w:initials="LA" w:author="Luis Gabriel Urueta Alvarez" w:date="2025-04-03T18:18:50" w:id="1079262084">
+    <w:p xmlns:w14="http://schemas.microsoft.com/office/word/2010/wordml" xmlns:w="http://schemas.openxmlformats.org/wordprocessingml/2006/main">
+      <w:pPr>
+        <w:pStyle w:val="CommentText"/>
+      </w:pPr>
+      <w:r>
+        <w:rPr>
+          <w:rStyle w:val="CommentReference"/>
+        </w:rPr>
+        <w:annotationRef/>
+      </w:r>
+      <w:r>
+        <w:t>Favor de ajustar el nombre correcto del CF.</w:t>
+      </w:r>
+    </w:p>
+  </w:comment>
+</w:comments>
+</file>
+
+<file path=word/commentsExtended.xml><?xml version="1.0" encoding="utf-8"?>
+<w15:commentsEx xmlns:mc="http://schemas.openxmlformats.org/markup-compatibility/2006" xmlns:w15="http://schemas.microsoft.com/office/word/2012/wordml" mc:Ignorable="w15">
+  <w15:commentEx w15:done="0" w15:paraId="0512C5C9"/>
+</w15:commentsEx>
+</file>
+
+<file path=word/commentsExtensible.xml><?xml version="1.0" encoding="utf-8"?>
+<w16cex:commentsExtensible xmlns:w16="http://schemas.microsoft.com/office/word/2018/wordml" xmlns:w16cex="http://schemas.microsoft.com/office/word/2018/wordml/cex" xmlns:mc="http://schemas.openxmlformats.org/markup-compatibility/2006" mc:Ignorable="w16 w16cex">
+  <w16cex:commentExtensible w16cex:durableId="2114B99F" w16cex:dateUtc="2025-04-03T23:18:50.903Z"/>
+</w16cex:commentsExtensible>
+</file>
+
+<file path=word/commentsIds.xml><?xml version="1.0" encoding="utf-8"?>
+<w16cid:commentsIds xmlns:mc="http://schemas.openxmlformats.org/markup-compatibility/2006" xmlns:w16cid="http://schemas.microsoft.com/office/word/2016/wordml/cid" mc:Ignorable="w16cid">
+  <w16cid:commentId w16cid:paraId="0512C5C9" w16cid:durableId="2114B99F"/>
+</w16cid:commentsIds>
+</file>
+
 <file path=word/endnotes.xml><?xml version="1.0" encoding="utf-8"?>
-<w:endnotes xmlns:wpc="http://schemas.microsoft.com/office/word/2010/wordprocessingCanvas" xmlns:cx="http://schemas.microsoft.com/office/drawing/2014/chartex" xmlns:cx1="http://schemas.microsoft.com/office/drawing/2015/9/8/chartex" xmlns:cx2="http://schemas.microsoft.com/office/drawing/2015/10/21/chartex" xmlns:cx3="http://schemas.microsoft.com/office/drawing/2016/5/9/chartex" xmlns:cx4="http://schemas.microsoft.com/office/drawing/2016/5/10/chartex" xmlns:cx5="http://schemas.microsoft.com/office/drawing/2016/5/11/chartex" xmlns:cx6="http://schemas.microsoft.com/office/drawing/2016/5/12/chartex" xmlns:cx7="http://schemas.microsoft.com/office/drawing/2016/5/13/chartex" xmlns:cx8="http://schemas.microsoft.com/office/drawing/2016/5/14/chartex" xmlns:mc="http://schemas.openxmlformats.org/markup-compatibility/2006" xmlns:aink="http://schemas.microsoft.com/office/drawing/2016/ink" xmlns:am3d="http://schemas.microsoft.com/office/drawing/2017/model3d" xmlns:o="urn:schemas-microsoft-com:office:office" xmlns:r="http://schemas.openxmlformats.org/officeDocument/2006/relationships" xmlns:m="http://schemas.openxmlformats.org/officeDocument/2006/math" xmlns:v="urn:schemas-microsoft-com:vml" xmlns:wp14="http://schemas.microsoft.com/office/word/2010/wordprocessingDrawing" xmlns:wp="http://schemas.openxmlformats.org/drawingml/2006/wordprocessingDrawing" xmlns:w10="urn:schemas-microsoft-com:office:word" xmlns:w="http://schemas.openxmlformats.org/wordprocessingml/2006/main" xmlns:w14="http://schemas.microsoft.com/office/word/2010/wordml" xmlns:w15="http://schemas.microsoft.com/office/word/2012/wordml" xmlns:w16cex="http://schemas.microsoft.com/office/word/2018/wordml/cex" xmlns:w16cid="http://schemas.microsoft.com/office/word/2016/wordml/cid" xmlns:w16="http://schemas.microsoft.com/office/word/2018/wordml" xmlns:w16se="http://schemas.microsoft.com/office/word/2015/wordml/symex" xmlns:wpg="http://schemas.microsoft.com/office/word/2010/wordprocessingGroup" xmlns:wpi="http://schemas.microsoft.com/office/word/2010/wordprocessingInk" xmlns:wne="http://schemas.microsoft.com/office/word/2006/wordml" xmlns:wps="http://schemas.microsoft.com/office/word/2010/wordprocessingShape" mc:Ignorable="w14 w15 w16se w16cid w16 w16cex wp14">
+<w:endnotes xmlns:wpc="http://schemas.microsoft.com/office/word/2010/wordprocessingCanvas" xmlns:cx="http://schemas.microsoft.com/office/drawing/2014/chartex" xmlns:cx1="http://schemas.microsoft.com/office/drawing/2015/9/8/chartex" xmlns:cx2="http://schemas.microsoft.com/office/drawing/2015/10/21/chartex" xmlns:cx3="http://schemas.microsoft.com/office/drawing/2016/5/9/chartex" xmlns:cx4="http://schemas.microsoft.com/office/drawing/2016/5/10/chartex" xmlns:cx5="http://schemas.microsoft.com/office/drawing/2016/5/11/chartex" xmlns:cx6="http://schemas.microsoft.com/office/drawing/2016/5/12/chartex" xmlns:cx7="http://schemas.microsoft.com/office/drawing/2016/5/13/chartex" xmlns:cx8="http://schemas.microsoft.com/office/drawing/2016/5/14/chartex" xmlns:mc="http://schemas.openxmlformats.org/markup-compatibility/2006" xmlns:aink="http://schemas.microsoft.com/office/drawing/2016/ink" xmlns:am3d="http://schemas.microsoft.com/office/drawing/2017/model3d" xmlns:o="urn:schemas-microsoft-com:office:office" xmlns:oel="http://schemas.microsoft.com/office/2019/extlst" xmlns:r="http://schemas.openxmlformats.org/officeDocument/2006/relationships" xmlns:m="http://schemas.openxmlformats.org/officeDocument/2006/math" xmlns:v="urn:schemas-microsoft-com:vml" xmlns:wp14="http://schemas.microsoft.com/office/word/2010/wordprocessingDrawing" xmlns:wp="http://schemas.openxmlformats.org/drawingml/2006/wordprocessingDrawing" xmlns:w10="urn:schemas-microsoft-com:office:word" xmlns:w="http://schemas.openxmlformats.org/wordprocessingml/2006/main" xmlns:w14="http://schemas.microsoft.com/office/word/2010/wordml" xmlns:w15="http://schemas.microsoft.com/office/word/2012/wordml" xmlns:w16cex="http://schemas.microsoft.com/office/word/2018/wordml/cex" xmlns:w16cid="http://schemas.microsoft.com/office/word/2016/wordml/cid" xmlns:w16="http://schemas.microsoft.com/office/word/2018/wordml" xmlns:w16du="http://schemas.microsoft.com/office/word/2023/wordml/word16du" xmlns:w16sdtdh="http://schemas.microsoft.com/office/word/2020/wordml/sdtdatahash" xmlns:w16sdtfl="http://schemas.microsoft.com/office/word/2024/wordml/sdtformatlock" xmlns:w16se="http://schemas.microsoft.com/office/word/2015/wordml/symex" xmlns:wpg="http://schemas.microsoft.com/office/word/2010/wordprocessingGroup" xmlns:wpi="http://schemas.microsoft.com/office/word/2010/wordprocessingInk" xmlns:wne="http://schemas.microsoft.com/office/word/2006/wordml" xmlns:wps="http://schemas.microsoft.com/office/word/2010/wordprocessingShape" mc:Ignorable="w14 w15 w16se w16cid w16 w16cex w16sdtdh w16sdtfl w16du wp14">
   <w:endnote w:type="separator" w:id="-1">
     <w:p>
       <w:pPr>
@@ -1903,7 +2756,7 @@
 </file>
 
 <file path=word/footer1.xml><?xml version="1.0" encoding="utf-8"?>
-<w:ftr xmlns:wpc="http://schemas.microsoft.com/office/word/2010/wordprocessingCanvas" xmlns:cx="http://schemas.microsoft.com/office/drawing/2014/chartex" xmlns:cx1="http://schemas.microsoft.com/office/drawing/2015/9/8/chartex" xmlns:cx2="http://schemas.microsoft.com/office/drawing/2015/10/21/chartex" xmlns:cx3="http://schemas.microsoft.com/office/drawing/2016/5/9/chartex" xmlns:cx4="http://schemas.microsoft.com/office/drawing/2016/5/10/chartex" xmlns:cx5="http://schemas.microsoft.com/office/drawing/2016/5/11/chartex" xmlns:cx6="http://schemas.microsoft.com/office/drawing/2016/5/12/chartex" xmlns:cx7="http://schemas.microsoft.com/office/drawing/2016/5/13/chartex" xmlns:cx8="http://schemas.microsoft.com/office/drawing/2016/5/14/chartex" xmlns:mc="http://schemas.openxmlformats.org/markup-compatibility/2006" xmlns:aink="http://schemas.microsoft.com/office/drawing/2016/ink" xmlns:am3d="http://schemas.microsoft.com/office/drawing/2017/model3d" xmlns:o="urn:schemas-microsoft-com:office:office" xmlns:r="http://schemas.openxmlformats.org/officeDocument/2006/relationships" xmlns:m="http://schemas.openxmlformats.org/officeDocument/2006/math" xmlns:v="urn:schemas-microsoft-com:vml" xmlns:wp14="http://schemas.microsoft.com/office/word/2010/wordprocessingDrawing" xmlns:wp="http://schemas.openxmlformats.org/drawingml/2006/wordprocessingDrawing" xmlns:w10="urn:schemas-microsoft-com:office:word" xmlns:w="http://schemas.openxmlformats.org/wordprocessingml/2006/main" xmlns:w14="http://schemas.microsoft.com/office/word/2010/wordml" xmlns:w15="http://schemas.microsoft.com/office/word/2012/wordml" xmlns:w16cex="http://schemas.microsoft.com/office/word/2018/wordml/cex" xmlns:w16cid="http://schemas.microsoft.com/office/word/2016/wordml/cid" xmlns:w16="http://schemas.microsoft.com/office/word/2018/wordml" xmlns:w16se="http://schemas.microsoft.com/office/word/2015/wordml/symex" xmlns:wpg="http://schemas.microsoft.com/office/word/2010/wordprocessingGroup" xmlns:wpi="http://schemas.microsoft.com/office/word/2010/wordprocessingInk" xmlns:wne="http://schemas.microsoft.com/office/word/2006/wordml" xmlns:wps="http://schemas.microsoft.com/office/word/2010/wordprocessingShape" mc:Ignorable="w14 w15 w16se w16cid w16 w16cex wp14">
+<w:ftr xmlns:wpc="http://schemas.microsoft.com/office/word/2010/wordprocessingCanvas" xmlns:cx="http://schemas.microsoft.com/office/drawing/2014/chartex" xmlns:cx1="http://schemas.microsoft.com/office/drawing/2015/9/8/chartex" xmlns:cx2="http://schemas.microsoft.com/office/drawing/2015/10/21/chartex" xmlns:cx3="http://schemas.microsoft.com/office/drawing/2016/5/9/chartex" xmlns:cx4="http://schemas.microsoft.com/office/drawing/2016/5/10/chartex" xmlns:cx5="http://schemas.microsoft.com/office/drawing/2016/5/11/chartex" xmlns:cx6="http://schemas.microsoft.com/office/drawing/2016/5/12/chartex" xmlns:cx7="http://schemas.microsoft.com/office/drawing/2016/5/13/chartex" xmlns:cx8="http://schemas.microsoft.com/office/drawing/2016/5/14/chartex" xmlns:mc="http://schemas.openxmlformats.org/markup-compatibility/2006" xmlns:aink="http://schemas.microsoft.com/office/drawing/2016/ink" xmlns:am3d="http://schemas.microsoft.com/office/drawing/2017/model3d" xmlns:o="urn:schemas-microsoft-com:office:office" xmlns:oel="http://schemas.microsoft.com/office/2019/extlst" xmlns:r="http://schemas.openxmlformats.org/officeDocument/2006/relationships" xmlns:m="http://schemas.openxmlformats.org/officeDocument/2006/math" xmlns:v="urn:schemas-microsoft-com:vml" xmlns:wp14="http://schemas.microsoft.com/office/word/2010/wordprocessingDrawing" xmlns:wp="http://schemas.openxmlformats.org/drawingml/2006/wordprocessingDrawing" xmlns:w10="urn:schemas-microsoft-com:office:word" xmlns:w="http://schemas.openxmlformats.org/wordprocessingml/2006/main" xmlns:w14="http://schemas.microsoft.com/office/word/2010/wordml" xmlns:w15="http://schemas.microsoft.com/office/word/2012/wordml" xmlns:w16cex="http://schemas.microsoft.com/office/word/2018/wordml/cex" xmlns:w16cid="http://schemas.microsoft.com/office/word/2016/wordml/cid" xmlns:w16="http://schemas.microsoft.com/office/word/2018/wordml" xmlns:w16du="http://schemas.microsoft.com/office/word/2023/wordml/word16du" xmlns:w16sdtdh="http://schemas.microsoft.com/office/word/2020/wordml/sdtdatahash" xmlns:w16sdtfl="http://schemas.microsoft.com/office/word/2024/wordml/sdtformatlock" xmlns:w16se="http://schemas.microsoft.com/office/word/2015/wordml/symex" xmlns:wpg="http://schemas.microsoft.com/office/word/2010/wordprocessingGroup" xmlns:wpi="http://schemas.microsoft.com/office/word/2010/wordprocessingInk" xmlns:wne="http://schemas.microsoft.com/office/word/2006/wordml" xmlns:wps="http://schemas.microsoft.com/office/word/2010/wordprocessingShape" mc:Ignorable="w14 w15 w16se w16cid w16 w16cex w16sdtdh w16sdtfl w16du wp14">
   <w:p>
     <w:pPr>
       <w:pBdr>
@@ -1928,7 +2781,7 @@
 </file>
 
 <file path=word/footnotes.xml><?xml version="1.0" encoding="utf-8"?>
-<w:footnotes xmlns:wpc="http://schemas.microsoft.com/office/word/2010/wordprocessingCanvas" xmlns:cx="http://schemas.microsoft.com/office/drawing/2014/chartex" xmlns:cx1="http://schemas.microsoft.com/office/drawing/2015/9/8/chartex" xmlns:cx2="http://schemas.microsoft.com/office/drawing/2015/10/21/chartex" xmlns:cx3="http://schemas.microsoft.com/office/drawing/2016/5/9/chartex" xmlns:cx4="http://schemas.microsoft.com/office/drawing/2016/5/10/chartex" xmlns:cx5="http://schemas.microsoft.com/office/drawing/2016/5/11/chartex" xmlns:cx6="http://schemas.microsoft.com/office/drawing/2016/5/12/chartex" xmlns:cx7="http://schemas.microsoft.com/office/drawing/2016/5/13/chartex" xmlns:cx8="http://schemas.microsoft.com/office/drawing/2016/5/14/chartex" xmlns:mc="http://schemas.openxmlformats.org/markup-compatibility/2006" xmlns:aink="http://schemas.microsoft.com/office/drawing/2016/ink" xmlns:am3d="http://schemas.microsoft.com/office/drawing/2017/model3d" xmlns:o="urn:schemas-microsoft-com:office:office" xmlns:r="http://schemas.openxmlformats.org/officeDocument/2006/relationships" xmlns:m="http://schemas.openxmlformats.org/officeDocument/2006/math" xmlns:v="urn:schemas-microsoft-com:vml" xmlns:wp14="http://schemas.microsoft.com/office/word/2010/wordprocessingDrawing" xmlns:wp="http://schemas.openxmlformats.org/drawingml/2006/wordprocessingDrawing" xmlns:w10="urn:schemas-microsoft-com:office:word" xmlns:w="http://schemas.openxmlformats.org/wordprocessingml/2006/main" xmlns:w14="http://schemas.microsoft.com/office/word/2010/wordml" xmlns:w15="http://schemas.microsoft.com/office/word/2012/wordml" xmlns:w16cex="http://schemas.microsoft.com/office/word/2018/wordml/cex" xmlns:w16cid="http://schemas.microsoft.com/office/word/2016/wordml/cid" xmlns:w16="http://schemas.microsoft.com/office/word/2018/wordml" xmlns:w16se="http://schemas.microsoft.com/office/word/2015/wordml/symex" xmlns:wpg="http://schemas.microsoft.com/office/word/2010/wordprocessingGroup" xmlns:wpi="http://schemas.microsoft.com/office/word/2010/wordprocessingInk" xmlns:wne="http://schemas.microsoft.com/office/word/2006/wordml" xmlns:wps="http://schemas.microsoft.com/office/word/2010/wordprocessingShape" mc:Ignorable="w14 w15 w16se w16cid w16 w16cex wp14">
+<w:footnotes xmlns:wpc="http://schemas.microsoft.com/office/word/2010/wordprocessingCanvas" xmlns:cx="http://schemas.microsoft.com/office/drawing/2014/chartex" xmlns:cx1="http://schemas.microsoft.com/office/drawing/2015/9/8/chartex" xmlns:cx2="http://schemas.microsoft.com/office/drawing/2015/10/21/chartex" xmlns:cx3="http://schemas.microsoft.com/office/drawing/2016/5/9/chartex" xmlns:cx4="http://schemas.microsoft.com/office/drawing/2016/5/10/chartex" xmlns:cx5="http://schemas.microsoft.com/office/drawing/2016/5/11/chartex" xmlns:cx6="http://schemas.microsoft.com/office/drawing/2016/5/12/chartex" xmlns:cx7="http://schemas.microsoft.com/office/drawing/2016/5/13/chartex" xmlns:cx8="http://schemas.microsoft.com/office/drawing/2016/5/14/chartex" xmlns:mc="http://schemas.openxmlformats.org/markup-compatibility/2006" xmlns:aink="http://schemas.microsoft.com/office/drawing/2016/ink" xmlns:am3d="http://schemas.microsoft.com/office/drawing/2017/model3d" xmlns:o="urn:schemas-microsoft-com:office:office" xmlns:oel="http://schemas.microsoft.com/office/2019/extlst" xmlns:r="http://schemas.openxmlformats.org/officeDocument/2006/relationships" xmlns:m="http://schemas.openxmlformats.org/officeDocument/2006/math" xmlns:v="urn:schemas-microsoft-com:vml" xmlns:wp14="http://schemas.microsoft.com/office/word/2010/wordprocessingDrawing" xmlns:wp="http://schemas.openxmlformats.org/drawingml/2006/wordprocessingDrawing" xmlns:w10="urn:schemas-microsoft-com:office:word" xmlns:w="http://schemas.openxmlformats.org/wordprocessingml/2006/main" xmlns:w14="http://schemas.microsoft.com/office/word/2010/wordml" xmlns:w15="http://schemas.microsoft.com/office/word/2012/wordml" xmlns:w16cex="http://schemas.microsoft.com/office/word/2018/wordml/cex" xmlns:w16cid="http://schemas.microsoft.com/office/word/2016/wordml/cid" xmlns:w16="http://schemas.microsoft.com/office/word/2018/wordml" xmlns:w16du="http://schemas.microsoft.com/office/word/2023/wordml/word16du" xmlns:w16sdtdh="http://schemas.microsoft.com/office/word/2020/wordml/sdtdatahash" xmlns:w16sdtfl="http://schemas.microsoft.com/office/word/2024/wordml/sdtformatlock" xmlns:w16se="http://schemas.microsoft.com/office/word/2015/wordml/symex" xmlns:wpg="http://schemas.microsoft.com/office/word/2010/wordprocessingGroup" xmlns:wpi="http://schemas.microsoft.com/office/word/2010/wordprocessingInk" xmlns:wne="http://schemas.microsoft.com/office/word/2006/wordml" xmlns:wps="http://schemas.microsoft.com/office/word/2010/wordprocessingShape" mc:Ignorable="w14 w15 w16se w16cid w16 w16cex w16sdtdh w16sdtfl w16du wp14">
   <w:footnote w:type="separator" w:id="-1">
     <w:p>
       <w:pPr>
@@ -1953,7 +2806,7 @@
 </file>
 
 <file path=word/header1.xml><?xml version="1.0" encoding="utf-8"?>
-<w:hdr xmlns:wpc="http://schemas.microsoft.com/office/word/2010/wordprocessingCanvas" xmlns:cx="http://schemas.microsoft.com/office/drawing/2014/chartex" xmlns:cx1="http://schemas.microsoft.com/office/drawing/2015/9/8/chartex" xmlns:cx2="http://schemas.microsoft.com/office/drawing/2015/10/21/chartex" xmlns:cx3="http://schemas.microsoft.com/office/drawing/2016/5/9/chartex" xmlns:cx4="http://schemas.microsoft.com/office/drawing/2016/5/10/chartex" xmlns:cx5="http://schemas.microsoft.com/office/drawing/2016/5/11/chartex" xmlns:cx6="http://schemas.microsoft.com/office/drawing/2016/5/12/chartex" xmlns:cx7="http://schemas.microsoft.com/office/drawing/2016/5/13/chartex" xmlns:cx8="http://schemas.microsoft.com/office/drawing/2016/5/14/chartex" xmlns:mc="http://schemas.openxmlformats.org/markup-compatibility/2006" xmlns:aink="http://schemas.microsoft.com/office/drawing/2016/ink" xmlns:am3d="http://schemas.microsoft.com/office/drawing/2017/model3d" xmlns:o="urn:schemas-microsoft-com:office:office" xmlns:r="http://schemas.openxmlformats.org/officeDocument/2006/relationships" xmlns:m="http://schemas.openxmlformats.org/officeDocument/2006/math" xmlns:v="urn:schemas-microsoft-com:vml" xmlns:wp14="http://schemas.microsoft.com/office/word/2010/wordprocessingDrawing" xmlns:wp="http://schemas.openxmlformats.org/drawingml/2006/wordprocessingDrawing" xmlns:w10="urn:schemas-microsoft-com:office:word" xmlns:w="http://schemas.openxmlformats.org/wordprocessingml/2006/main" xmlns:w14="http://schemas.microsoft.com/office/word/2010/wordml" xmlns:w15="http://schemas.microsoft.com/office/word/2012/wordml" xmlns:w16cex="http://schemas.microsoft.com/office/word/2018/wordml/cex" xmlns:w16cid="http://schemas.microsoft.com/office/word/2016/wordml/cid" xmlns:w16="http://schemas.microsoft.com/office/word/2018/wordml" xmlns:w16se="http://schemas.microsoft.com/office/word/2015/wordml/symex" xmlns:wpg="http://schemas.microsoft.com/office/word/2010/wordprocessingGroup" xmlns:wpi="http://schemas.microsoft.com/office/word/2010/wordprocessingInk" xmlns:wne="http://schemas.microsoft.com/office/word/2006/wordml" xmlns:wps="http://schemas.microsoft.com/office/word/2010/wordprocessingShape" mc:Ignorable="w14 w15 w16se w16cid w16 w16cex wp14">
+<w:hdr xmlns:wpc="http://schemas.microsoft.com/office/word/2010/wordprocessingCanvas" xmlns:cx="http://schemas.microsoft.com/office/drawing/2014/chartex" xmlns:cx1="http://schemas.microsoft.com/office/drawing/2015/9/8/chartex" xmlns:cx2="http://schemas.microsoft.com/office/drawing/2015/10/21/chartex" xmlns:cx3="http://schemas.microsoft.com/office/drawing/2016/5/9/chartex" xmlns:cx4="http://schemas.microsoft.com/office/drawing/2016/5/10/chartex" xmlns:cx5="http://schemas.microsoft.com/office/drawing/2016/5/11/chartex" xmlns:cx6="http://schemas.microsoft.com/office/drawing/2016/5/12/chartex" xmlns:cx7="http://schemas.microsoft.com/office/drawing/2016/5/13/chartex" xmlns:cx8="http://schemas.microsoft.com/office/drawing/2016/5/14/chartex" xmlns:mc="http://schemas.openxmlformats.org/markup-compatibility/2006" xmlns:aink="http://schemas.microsoft.com/office/drawing/2016/ink" xmlns:am3d="http://schemas.microsoft.com/office/drawing/2017/model3d" xmlns:o="urn:schemas-microsoft-com:office:office" xmlns:oel="http://schemas.microsoft.com/office/2019/extlst" xmlns:r="http://schemas.openxmlformats.org/officeDocument/2006/relationships" xmlns:m="http://schemas.openxmlformats.org/officeDocument/2006/math" xmlns:v="urn:schemas-microsoft-com:vml" xmlns:wp14="http://schemas.microsoft.com/office/word/2010/wordprocessingDrawing" xmlns:wp="http://schemas.openxmlformats.org/drawingml/2006/wordprocessingDrawing" xmlns:w10="urn:schemas-microsoft-com:office:word" xmlns:w="http://schemas.openxmlformats.org/wordprocessingml/2006/main" xmlns:w14="http://schemas.microsoft.com/office/word/2010/wordml" xmlns:w15="http://schemas.microsoft.com/office/word/2012/wordml" xmlns:w16cex="http://schemas.microsoft.com/office/word/2018/wordml/cex" xmlns:w16cid="http://schemas.microsoft.com/office/word/2016/wordml/cid" xmlns:w16="http://schemas.microsoft.com/office/word/2018/wordml" xmlns:w16du="http://schemas.microsoft.com/office/word/2023/wordml/word16du" xmlns:w16sdtdh="http://schemas.microsoft.com/office/word/2020/wordml/sdtdatahash" xmlns:w16sdtfl="http://schemas.microsoft.com/office/word/2024/wordml/sdtformatlock" xmlns:w16se="http://schemas.microsoft.com/office/word/2015/wordml/symex" xmlns:wpg="http://schemas.microsoft.com/office/word/2010/wordprocessingGroup" xmlns:wpi="http://schemas.microsoft.com/office/word/2010/wordprocessingInk" xmlns:wne="http://schemas.microsoft.com/office/word/2006/wordml" xmlns:wps="http://schemas.microsoft.com/office/word/2010/wordprocessingShape" xmlns:a="http://schemas.openxmlformats.org/drawingml/2006/main" xmlns:pic="http://schemas.openxmlformats.org/drawingml/2006/picture" mc:Ignorable="w14 w15 w16se w16cid w16 w16cex w16sdtdh w16sdtfl w16du wp14">
   <w:p>
     <w:pPr>
       <w:pBdr>
@@ -1977,7 +2830,7 @@
         <w:noProof/>
       </w:rPr>
       <w:drawing>
-        <wp:anchor distT="0" distB="0" distL="114300" distR="114300" simplePos="0" relativeHeight="251658240" behindDoc="0" locked="0" layoutInCell="1" hidden="0" allowOverlap="1" wp14:anchorId="4EF2E5A7" wp14:editId="5761066B">
+        <wp:anchor distT="0" distB="0" distL="114300" distR="114300" simplePos="0" relativeHeight="251658240" behindDoc="0" locked="0" layoutInCell="1" hidden="0" allowOverlap="1" wp14:anchorId="30E512DA" wp14:editId="5F110A16">
           <wp:simplePos x="0" y="0"/>
           <wp:positionH relativeFrom="column">
             <wp:posOffset>-457199</wp:posOffset>
@@ -2025,9 +2878,9 @@
         <w:noProof/>
       </w:rPr>
       <mc:AlternateContent>
-        <mc:Choice Requires="wps">
+        <mc:Choice Requires="wpg">
           <w:drawing>
-            <wp:anchor distT="45720" distB="45720" distL="114300" distR="114300" simplePos="0" relativeHeight="251659264" behindDoc="0" locked="0" layoutInCell="1" hidden="0" allowOverlap="1" wp14:anchorId="40400D0A" wp14:editId="74410E20">
+            <wp:anchor distT="45720" distB="45720" distL="114300" distR="114300" simplePos="0" relativeHeight="251659264" behindDoc="0" locked="0" layoutInCell="1" hidden="0" allowOverlap="1" wp14:anchorId="2BBCE67A" wp14:editId="08E2B329">
               <wp:simplePos x="0" y="0"/>
               <wp:positionH relativeFrom="column">
                 <wp:posOffset>12701</wp:posOffset>
@@ -2102,48 +2955,47 @@
             </wp:anchor>
           </w:drawing>
         </mc:Choice>
-        <mc:Fallback>
-          <w:pict>
-            <v:rect w14:anchorId="40400D0A" id="Rectángulo 1" o:spid="_x0000_s1026" style="position:absolute;margin-left:1pt;margin-top:-8.4pt;width:459.75pt;height:111.55pt;z-index:251659264;visibility:visible;mso-wrap-style:square;mso-wrap-distance-left:9pt;mso-wrap-distance-top:3.6pt;mso-wrap-distance-right:9pt;mso-wrap-distance-bottom:3.6pt;mso-position-horizontal:absolute;mso-position-horizontal-relative:text;mso-position-vertical:absolute;mso-position-vertical-relative:text;v-text-anchor:top" o:gfxdata="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" filled="f" stroked="f">
-              <v:textbox inset="2.53958mm,1.2694mm,2.53958mm,1.2694mm">
-                <w:txbxContent>
-                  <w:p>
-                    <w:pPr>
-                      <w:spacing w:line="240" w:lineRule="auto"/>
-                      <w:textDirection w:val="btLr"/>
-                    </w:pPr>
-                    <w:r>
-                      <w:rPr>
-                        <w:b/>
-                        <w:color w:val="000000"/>
-                      </w:rPr>
-                      <w:t xml:space="preserve">FORMATO DE DISEÑO INSTRUCCIONAL </w:t>
-                    </w:r>
-                  </w:p>
-                  <w:p>
-                    <w:pPr>
-                      <w:spacing w:line="275" w:lineRule="auto"/>
-                      <w:textDirection w:val="btLr"/>
-                    </w:pPr>
-                    <w:r>
-                      <w:rPr>
-                        <w:b/>
-                        <w:color w:val="000000"/>
-                      </w:rPr>
-                      <w:t>COMPONENTES WEB PARA DIAGRAMACIÓN DE CONTENIDO</w:t>
-                    </w:r>
-                  </w:p>
-                  <w:p>
-                    <w:pPr>
-                      <w:spacing w:line="275" w:lineRule="auto"/>
-                      <w:textDirection w:val="btLr"/>
-                    </w:pPr>
-                  </w:p>
-                </w:txbxContent>
-              </v:textbox>
-              <w10:wrap type="square"/>
-            </v:rect>
-          </w:pict>
+        <mc:Fallback xmlns:cr="http://schemas.microsoft.com/office/comments/2020/reactions" xmlns="http://schemas.microsoft.com/office/tasks/2019/documenttasks" xmlns:dgm="http://schemas.openxmlformats.org/drawingml/2006/diagram" xmlns:lc="http://schemas.openxmlformats.org/drawingml/2006/lockedCanvas" xmlns:c="http://schemas.openxmlformats.org/drawingml/2006/chart" xmlns:pic="http://schemas.openxmlformats.org/drawingml/2006/picture" xmlns:a="http://schemas.openxmlformats.org/drawingml/2006/main" xmlns:sl="http://schemas.openxmlformats.org/schemaLibrary/2006/main">
+          <w:drawing>
+            <wp:anchor distT="45720" distB="45720" distL="114300" distR="114300" simplePos="0" relativeHeight="0" behindDoc="0" locked="0" layoutInCell="1" hidden="0" allowOverlap="1">
+              <wp:simplePos x="0" y="0"/>
+              <wp:positionH relativeFrom="column">
+                <wp:posOffset>12701</wp:posOffset>
+              </wp:positionH>
+              <wp:positionV relativeFrom="paragraph">
+                <wp:posOffset>-106679</wp:posOffset>
+              </wp:positionV>
+              <wp:extent cx="5838825" cy="1416914"/>
+              <wp:effectExtent l="0" t="0" r="0" b="0"/>
+              <wp:wrapSquare wrapText="bothSides" distT="45720" distB="45720" distL="114300" distR="114300"/>
+              <wp:docPr id="1" name="image3.png"/>
+              <a:graphic>
+                <a:graphicData uri="http://schemas.openxmlformats.org/drawingml/2006/picture">
+                  <pic:pic>
+                    <pic:nvPicPr>
+                      <pic:cNvPr id="0" name="image3.png"/>
+                      <pic:cNvPicPr preferRelativeResize="0"/>
+                    </pic:nvPicPr>
+                    <pic:blipFill>
+                      <a:blip r:embed="rId2"/>
+                      <a:srcRect/>
+                      <a:stretch>
+                        <a:fillRect/>
+                      </a:stretch>
+                    </pic:blipFill>
+                    <pic:spPr>
+                      <a:xfrm>
+                        <a:off x="0" y="0"/>
+                        <a:ext cx="5838825" cy="1416914"/>
+                      </a:xfrm>
+                      <a:prstGeom prst="rect"/>
+                      <a:ln/>
+                    </pic:spPr>
+                  </pic:pic>
+                </a:graphicData>
+              </a:graphic>
+            </wp:anchor>
+          </w:drawing>
         </mc:Fallback>
       </mc:AlternateContent>
     </w:r>
@@ -2151,12 +3003,20 @@
 </w:hdr>
 </file>
 
+<file path=word/people.xml><?xml version="1.0" encoding="utf-8"?>
+<w15:people xmlns:mc="http://schemas.openxmlformats.org/markup-compatibility/2006" xmlns:w15="http://schemas.microsoft.com/office/word/2012/wordml" mc:Ignorable="w15">
+  <w15:person w15:author="Luis Gabriel Urueta Alvarez">
+    <w15:presenceInfo w15:providerId="AD" w15:userId="S::lgureta@sena.edu.co::5765cda0-39f0-4703-80f6-8a01742b56c7"/>
+  </w15:person>
+</w15:people>
+</file>
+
 <file path=word/styles.xml><?xml version="1.0" encoding="utf-8"?>
-<w:styles xmlns:mc="http://schemas.openxmlformats.org/markup-compatibility/2006" xmlns:r="http://schemas.openxmlformats.org/officeDocument/2006/relationships" xmlns:w="http://schemas.openxmlformats.org/wordprocessingml/2006/main" xmlns:w14="http://schemas.microsoft.com/office/word/2010/wordml" xmlns:w15="http://schemas.microsoft.com/office/word/2012/wordml" xmlns:w16cex="http://schemas.microsoft.com/office/word/2018/wordml/cex" xmlns:w16cid="http://schemas.microsoft.com/office/word/2016/wordml/cid" xmlns:w16="http://schemas.microsoft.com/office/word/2018/wordml" xmlns:w16se="http://schemas.microsoft.com/office/word/2015/wordml/symex" mc:Ignorable="w14 w15 w16se w16cid w16 w16cex">
+<w:styles xmlns:mc="http://schemas.openxmlformats.org/markup-compatibility/2006" xmlns:r="http://schemas.openxmlformats.org/officeDocument/2006/relationships" xmlns:w="http://schemas.openxmlformats.org/wordprocessingml/2006/main" xmlns:w14="http://schemas.microsoft.com/office/word/2010/wordml" xmlns:w15="http://schemas.microsoft.com/office/word/2012/wordml" xmlns:w16cex="http://schemas.microsoft.com/office/word/2018/wordml/cex" xmlns:w16cid="http://schemas.microsoft.com/office/word/2016/wordml/cid" xmlns:w16="http://schemas.microsoft.com/office/word/2018/wordml" xmlns:w16du="http://schemas.microsoft.com/office/word/2023/wordml/word16du" xmlns:w16sdtdh="http://schemas.microsoft.com/office/word/2020/wordml/sdtdatahash" xmlns:w16sdtfl="http://schemas.microsoft.com/office/word/2024/wordml/sdtformatlock" xmlns:w16se="http://schemas.microsoft.com/office/word/2015/wordml/symex" mc:Ignorable="w14 w15 w16se w16cid w16 w16cex w16sdtdh w16sdtfl w16du">
   <w:docDefaults>
     <w:rPrDefault>
       <w:rPr>
-        <w:rFonts w:ascii="Arial" w:eastAsia="Arial" w:hAnsi="Arial" w:cs="Arial"/>
+        <w:rFonts w:ascii="Arial" w:hAnsi="Arial" w:eastAsia="Arial" w:cs="Arial"/>
         <w:sz w:val="22"/>
         <w:szCs w:val="22"/>
         <w:lang w:val="es-MX" w:eastAsia="es-CO" w:bidi="ar-SA"/>
@@ -2171,14 +3031,14 @@
   <w:latentStyles w:defLockedState="0" w:defUIPriority="99" w:defSemiHidden="0" w:defUnhideWhenUsed="0" w:defQFormat="0" w:count="376">
     <w:lsdException w:name="Normal" w:uiPriority="0" w:qFormat="1"/>
     <w:lsdException w:name="heading 1" w:uiPriority="9" w:qFormat="1"/>
-    <w:lsdException w:name="heading 2" w:semiHidden="1" w:uiPriority="9" w:unhideWhenUsed="1" w:qFormat="1"/>
-    <w:lsdException w:name="heading 3" w:semiHidden="1" w:uiPriority="9" w:unhideWhenUsed="1" w:qFormat="1"/>
-    <w:lsdException w:name="heading 4" w:semiHidden="1" w:uiPriority="9" w:unhideWhenUsed="1" w:qFormat="1"/>
-    <w:lsdException w:name="heading 5" w:semiHidden="1" w:uiPriority="9" w:unhideWhenUsed="1" w:qFormat="1"/>
-    <w:lsdException w:name="heading 6" w:semiHidden="1" w:uiPriority="9" w:unhideWhenUsed="1" w:qFormat="1"/>
-    <w:lsdException w:name="heading 7" w:semiHidden="1" w:uiPriority="9" w:unhideWhenUsed="1" w:qFormat="1"/>
-    <w:lsdException w:name="heading 8" w:semiHidden="1" w:uiPriority="9" w:unhideWhenUsed="1" w:qFormat="1"/>
-    <w:lsdException w:name="heading 9" w:semiHidden="1" w:uiPriority="9" w:unhideWhenUsed="1" w:qFormat="1"/>
+    <w:lsdException w:name="heading 2" w:uiPriority="9" w:semiHidden="1" w:unhideWhenUsed="1" w:qFormat="1"/>
+    <w:lsdException w:name="heading 3" w:uiPriority="9" w:semiHidden="1" w:unhideWhenUsed="1" w:qFormat="1"/>
+    <w:lsdException w:name="heading 4" w:uiPriority="9" w:semiHidden="1" w:unhideWhenUsed="1" w:qFormat="1"/>
+    <w:lsdException w:name="heading 5" w:uiPriority="9" w:semiHidden="1" w:unhideWhenUsed="1" w:qFormat="1"/>
+    <w:lsdException w:name="heading 6" w:uiPriority="9" w:semiHidden="1" w:unhideWhenUsed="1" w:qFormat="1"/>
+    <w:lsdException w:name="heading 7" w:uiPriority="9" w:semiHidden="1" w:unhideWhenUsed="1" w:qFormat="1"/>
+    <w:lsdException w:name="heading 8" w:uiPriority="9" w:semiHidden="1" w:unhideWhenUsed="1" w:qFormat="1"/>
+    <w:lsdException w:name="heading 9" w:uiPriority="9" w:semiHidden="1" w:unhideWhenUsed="1" w:qFormat="1"/>
     <w:lsdException w:name="index 1" w:semiHidden="1" w:unhideWhenUsed="1"/>
     <w:lsdException w:name="index 2" w:semiHidden="1" w:unhideWhenUsed="1"/>
     <w:lsdException w:name="index 3" w:semiHidden="1" w:unhideWhenUsed="1"/>
@@ -2188,22 +3048,22 @@
     <w:lsdException w:name="index 7" w:semiHidden="1" w:unhideWhenUsed="1"/>
     <w:lsdException w:name="index 8" w:semiHidden="1" w:unhideWhenUsed="1"/>
     <w:lsdException w:name="index 9" w:semiHidden="1" w:unhideWhenUsed="1"/>
-    <w:lsdException w:name="toc 1" w:semiHidden="1" w:uiPriority="39" w:unhideWhenUsed="1"/>
-    <w:lsdException w:name="toc 2" w:semiHidden="1" w:uiPriority="39" w:unhideWhenUsed="1"/>
-    <w:lsdException w:name="toc 3" w:semiHidden="1" w:uiPriority="39" w:unhideWhenUsed="1"/>
-    <w:lsdException w:name="toc 4" w:semiHidden="1" w:uiPriority="39" w:unhideWhenUsed="1"/>
-    <w:lsdException w:name="toc 5" w:semiHidden="1" w:uiPriority="39" w:unhideWhenUsed="1"/>
-    <w:lsdException w:name="toc 6" w:semiHidden="1" w:uiPriority="39" w:unhideWhenUsed="1"/>
-    <w:lsdException w:name="toc 7" w:semiHidden="1" w:uiPriority="39" w:unhideWhenUsed="1"/>
-    <w:lsdException w:name="toc 8" w:semiHidden="1" w:uiPriority="39" w:unhideWhenUsed="1"/>
-    <w:lsdException w:name="toc 9" w:semiHidden="1" w:uiPriority="39" w:unhideWhenUsed="1"/>
+    <w:lsdException w:name="toc 1" w:uiPriority="39" w:semiHidden="1" w:unhideWhenUsed="1"/>
+    <w:lsdException w:name="toc 2" w:uiPriority="39" w:semiHidden="1" w:unhideWhenUsed="1"/>
+    <w:lsdException w:name="toc 3" w:uiPriority="39" w:semiHidden="1" w:unhideWhenUsed="1"/>
+    <w:lsdException w:name="toc 4" w:uiPriority="39" w:semiHidden="1" w:unhideWhenUsed="1"/>
+    <w:lsdException w:name="toc 5" w:uiPriority="39" w:semiHidden="1" w:unhideWhenUsed="1"/>
+    <w:lsdException w:name="toc 6" w:uiPriority="39" w:semiHidden="1" w:unhideWhenUsed="1"/>
+    <w:lsdException w:name="toc 7" w:uiPriority="39" w:semiHidden="1" w:unhideWhenUsed="1"/>
+    <w:lsdException w:name="toc 8" w:uiPriority="39" w:semiHidden="1" w:unhideWhenUsed="1"/>
+    <w:lsdException w:name="toc 9" w:uiPriority="39" w:semiHidden="1" w:unhideWhenUsed="1"/>
     <w:lsdException w:name="Normal Indent" w:semiHidden="1" w:unhideWhenUsed="1"/>
     <w:lsdException w:name="footnote text" w:semiHidden="1" w:unhideWhenUsed="1"/>
     <w:lsdException w:name="annotation text" w:semiHidden="1" w:unhideWhenUsed="1"/>
     <w:lsdException w:name="header" w:semiHidden="1" w:unhideWhenUsed="1"/>
     <w:lsdException w:name="footer" w:semiHidden="1" w:unhideWhenUsed="1"/>
     <w:lsdException w:name="index heading" w:semiHidden="1" w:unhideWhenUsed="1"/>
-    <w:lsdException w:name="caption" w:semiHidden="1" w:uiPriority="35" w:unhideWhenUsed="1" w:qFormat="1"/>
+    <w:lsdException w:name="caption" w:uiPriority="35" w:semiHidden="1" w:unhideWhenUsed="1" w:qFormat="1"/>
     <w:lsdException w:name="table of figures" w:semiHidden="1" w:unhideWhenUsed="1"/>
     <w:lsdException w:name="envelope address" w:semiHidden="1" w:unhideWhenUsed="1"/>
     <w:lsdException w:name="envelope return" w:semiHidden="1" w:unhideWhenUsed="1"/>
@@ -2234,7 +3094,7 @@
     <w:lsdException w:name="Title" w:uiPriority="10" w:qFormat="1"/>
     <w:lsdException w:name="Closing" w:semiHidden="1" w:unhideWhenUsed="1"/>
     <w:lsdException w:name="Signature" w:semiHidden="1" w:unhideWhenUsed="1"/>
-    <w:lsdException w:name="Default Paragraph Font" w:semiHidden="1" w:uiPriority="1" w:unhideWhenUsed="1"/>
+    <w:lsdException w:name="Default Paragraph Font" w:uiPriority="1" w:semiHidden="1" w:unhideWhenUsed="1"/>
     <w:lsdException w:name="Body Text" w:semiHidden="1" w:unhideWhenUsed="1"/>
     <w:lsdException w:name="Body Text Indent" w:semiHidden="1" w:unhideWhenUsed="1"/>
     <w:lsdException w:name="List Continue" w:semiHidden="1" w:unhideWhenUsed="1"/>
@@ -2434,8 +3294,8 @@
     <w:lsdException w:name="Subtle Reference" w:uiPriority="31" w:qFormat="1"/>
     <w:lsdException w:name="Intense Reference" w:uiPriority="32" w:qFormat="1"/>
     <w:lsdException w:name="Book Title" w:uiPriority="33" w:qFormat="1"/>
-    <w:lsdException w:name="Bibliography" w:semiHidden="1" w:uiPriority="37" w:unhideWhenUsed="1"/>
-    <w:lsdException w:name="TOC Heading" w:semiHidden="1" w:uiPriority="39" w:unhideWhenUsed="1" w:qFormat="1"/>
+    <w:lsdException w:name="Bibliography" w:uiPriority="37" w:semiHidden="1" w:unhideWhenUsed="1"/>
+    <w:lsdException w:name="TOC Heading" w:uiPriority="39" w:semiHidden="1" w:unhideWhenUsed="1" w:qFormat="1"/>
     <w:lsdException w:name="Plain Table 1" w:uiPriority="41"/>
     <w:lsdException w:name="Plain Table 2" w:uiPriority="42"/>
     <w:lsdException w:name="Plain Table 3" w:uiPriority="43"/>
@@ -2546,10 +3406,9 @@
     <w:lsdException w:name="Unresolved Mention" w:semiHidden="1" w:unhideWhenUsed="1"/>
     <w:lsdException w:name="Smart Link" w:semiHidden="1" w:unhideWhenUsed="1"/>
   </w:latentStyles>
-  <w:style w:type="paragraph" w:default="1" w:styleId="Normal">
+  <w:style w:type="paragraph" w:styleId="Normal" w:default="1">
     <w:name w:val="Normal"/>
     <w:qFormat/>
-    <w:rsid w:val="00674C6C"/>
   </w:style>
   <w:style w:type="paragraph" w:styleId="Ttulo1">
     <w:name w:val="heading 1"/>
@@ -2664,13 +3523,13 @@
       <w:color w:val="666666"/>
     </w:rPr>
   </w:style>
-  <w:style w:type="character" w:default="1" w:styleId="Fuentedeprrafopredeter">
+  <w:style w:type="character" w:styleId="Fuentedeprrafopredeter" w:default="1">
     <w:name w:val="Default Paragraph Font"/>
     <w:uiPriority w:val="1"/>
     <w:semiHidden/>
     <w:unhideWhenUsed/>
   </w:style>
-  <w:style w:type="table" w:default="1" w:styleId="Tablanormal">
+  <w:style w:type="table" w:styleId="Tablanormal" w:default="1">
     <w:name w:val="Normal Table"/>
     <w:uiPriority w:val="99"/>
     <w:semiHidden/>
@@ -2685,13 +3544,13 @@
       </w:tblCellMar>
     </w:tblPr>
   </w:style>
-  <w:style w:type="numbering" w:default="1" w:styleId="Sinlista">
+  <w:style w:type="numbering" w:styleId="Sinlista" w:default="1">
     <w:name w:val="No List"/>
     <w:uiPriority w:val="99"/>
     <w:semiHidden/>
     <w:unhideWhenUsed/>
   </w:style>
-  <w:style w:type="table" w:customStyle="1" w:styleId="TableNormal">
+  <w:style w:type="table" w:styleId="TableNormal" w:customStyle="1">
     <w:name w:val="Table Normal"/>
     <w:tblPr>
       <w:tblCellMar>
@@ -2735,7 +3594,7 @@
       <w:szCs w:val="30"/>
     </w:rPr>
   </w:style>
-  <w:style w:type="table" w:customStyle="1" w:styleId="a">
+  <w:style w:type="table" w:styleId="a" w:customStyle="1">
     <w:basedOn w:val="TableNormal"/>
     <w:tblPr>
       <w:tblStyleRowBandSize w:val="1"/>
@@ -2753,7 +3612,7 @@
     <w:basedOn w:val="Fuentedeprrafopredeter"/>
     <w:uiPriority w:val="99"/>
     <w:unhideWhenUsed/>
-    <w:rsid w:val="00E85036"/>
+    <w:rsid w:val="00DF05FE"/>
     <w:rPr>
       <w:color w:val="0000FF" w:themeColor="hyperlink"/>
       <w:u w:val="single"/>
@@ -2765,52 +3624,10 @@
     <w:uiPriority w:val="99"/>
     <w:semiHidden/>
     <w:unhideWhenUsed/>
-    <w:rsid w:val="00ED4040"/>
+    <w:rsid w:val="00DF05FE"/>
     <w:rPr>
       <w:color w:val="605E5C"/>
       <w:shd w:val="clear" w:color="auto" w:fill="E1DFDD"/>
-    </w:rPr>
-  </w:style>
-  <w:style w:type="character" w:styleId="Hipervnculovisitado">
-    <w:name w:val="FollowedHyperlink"/>
-    <w:basedOn w:val="Fuentedeprrafopredeter"/>
-    <w:uiPriority w:val="99"/>
-    <w:semiHidden/>
-    <w:unhideWhenUsed/>
-    <w:rsid w:val="007E0576"/>
-    <w:rPr>
-      <w:color w:val="800080" w:themeColor="followedHyperlink"/>
-      <w:u w:val="single"/>
-    </w:rPr>
-  </w:style>
-  <w:style w:type="paragraph" w:styleId="Textodeglobo">
-    <w:name w:val="Balloon Text"/>
-    <w:basedOn w:val="Normal"/>
-    <w:link w:val="TextodegloboCar"/>
-    <w:uiPriority w:val="99"/>
-    <w:semiHidden/>
-    <w:unhideWhenUsed/>
-    <w:rsid w:val="00942A36"/>
-    <w:pPr>
-      <w:spacing w:line="240" w:lineRule="auto"/>
-    </w:pPr>
-    <w:rPr>
-      <w:rFonts w:ascii="Segoe UI" w:hAnsi="Segoe UI" w:cs="Segoe UI"/>
-      <w:sz w:val="18"/>
-      <w:szCs w:val="18"/>
-    </w:rPr>
-  </w:style>
-  <w:style w:type="character" w:customStyle="1" w:styleId="TextodegloboCar">
-    <w:name w:val="Texto de globo Car"/>
-    <w:basedOn w:val="Fuentedeprrafopredeter"/>
-    <w:link w:val="Textodeglobo"/>
-    <w:uiPriority w:val="99"/>
-    <w:semiHidden/>
-    <w:rsid w:val="00942A36"/>
-    <w:rPr>
-      <w:rFonts w:ascii="Segoe UI" w:hAnsi="Segoe UI" w:cs="Segoe UI"/>
-      <w:sz w:val="18"/>
-      <w:szCs w:val="18"/>
     </w:rPr>
   </w:style>
 </w:styles>
@@ -3137,6 +3954,17 @@
 </file>
 
 <file path=customXml/item1.xml><?xml version="1.0" encoding="utf-8"?>
+<p:properties xmlns:p="http://schemas.microsoft.com/office/2006/metadata/properties" xmlns:xsi="http://www.w3.org/2001/XMLSchema-instance" xmlns:pc="http://schemas.microsoft.com/office/infopath/2007/PartnerControls">
+  <documentManagement>
+    <TaxCatchAll xmlns="cb45339b-ced9-4d0d-8f64-77573914d53b" xsi:nil="true"/>
+    <lcf76f155ced4ddcb4097134ff3c332f xmlns="43a3ca16-9c26-4813-b83f-4aec9927b43f">
+      <Terms xmlns="http://schemas.microsoft.com/office/infopath/2007/PartnerControls"/>
+    </lcf76f155ced4ddcb4097134ff3c332f>
+  </documentManagement>
+</p:properties>
+</file>
+
+<file path=customXml/item2.xml><?xml version="1.0" encoding="utf-8"?>
 <ct:contentTypeSchema xmlns:ct="http://schemas.microsoft.com/office/2006/metadata/contentType" xmlns:ma="http://schemas.microsoft.com/office/2006/metadata/properties/metaAttributes" ct:_="" ma:_="" ma:contentTypeName="Documento" ma:contentTypeID="0x01010049282E1EDBE9234EA9E6D38F720E265F" ma:contentTypeVersion="15" ma:contentTypeDescription="Crear nuevo documento." ma:contentTypeScope="" ma:versionID="b31c7aa9eaf043a08b87120b3c4916e3">
   <xsd:schema xmlns:xsd="http://www.w3.org/2001/XMLSchema" xmlns:xs="http://www.w3.org/2001/XMLSchema" xmlns:p="http://schemas.microsoft.com/office/2006/metadata/properties" xmlns:ns2="cb45339b-ced9-4d0d-8f64-77573914d53b" xmlns:ns3="43a3ca16-9c26-4813-b83f-4aec9927b43f" targetNamespace="http://schemas.microsoft.com/office/2006/metadata/properties" ma:root="true" ma:fieldsID="3533d065b04d75c457075bc55f1f5315" ns2:_="" ns3:_="">
     <xsd:import namespace="cb45339b-ced9-4d0d-8f64-77573914d53b"/>
@@ -3371,7 +4199,7 @@
 </ct:contentTypeSchema>
 </file>
 
-<file path=customXml/item2.xml><?xml version="1.0" encoding="utf-8"?>
+<file path=customXml/item3.xml><?xml version="1.0" encoding="utf-8"?>
 <?mso-contentType ?>
 <FormTemplates xmlns="http://schemas.microsoft.com/sharepoint/v3/contenttype/forms">
   <Display>DocumentLibraryForm</Display>
@@ -3380,25 +4208,40 @@
 </FormTemplates>
 </file>
 
-<file path=customXml/item3.xml><?xml version="1.0" encoding="utf-8"?>
-<p:properties xmlns:p="http://schemas.microsoft.com/office/2006/metadata/properties" xmlns:xsi="http://www.w3.org/2001/XMLSchema-instance" xmlns:pc="http://schemas.microsoft.com/office/infopath/2007/PartnerControls">
-  <documentManagement>
-    <TaxCatchAll xmlns="cb45339b-ced9-4d0d-8f64-77573914d53b" xsi:nil="true"/>
-    <lcf76f155ced4ddcb4097134ff3c332f xmlns="43a3ca16-9c26-4813-b83f-4aec9927b43f">
-      <Terms xmlns="http://schemas.microsoft.com/office/infopath/2007/PartnerControls"/>
-    </lcf76f155ced4ddcb4097134ff3c332f>
-  </documentManagement>
-</p:properties>
-</file>
-
 <file path=customXml/itemProps1.xml><?xml version="1.0" encoding="utf-8"?>
-<ds:datastoreItem xmlns:ds="http://schemas.openxmlformats.org/officeDocument/2006/customXml" ds:itemID="{EACB8289-778B-4754-9809-B80DC6CC1D06}"/>
+<ds:datastoreItem xmlns:ds="http://schemas.openxmlformats.org/officeDocument/2006/customXml" ds:itemID="{B691FABA-612E-44BE-A7A9-2BEA918AD2C7}">
+  <ds:schemaRefs>
+    <ds:schemaRef ds:uri="http://schemas.microsoft.com/office/2006/metadata/properties"/>
+    <ds:schemaRef ds:uri="http://schemas.microsoft.com/office/infopath/2007/PartnerControls"/>
+    <ds:schemaRef ds:uri="cb45339b-ced9-4d0d-8f64-77573914d53b"/>
+    <ds:schemaRef ds:uri="43a3ca16-9c26-4813-b83f-4aec9927b43f"/>
+  </ds:schemaRefs>
+</ds:datastoreItem>
 </file>
 
 <file path=customXml/itemProps2.xml><?xml version="1.0" encoding="utf-8"?>
-<ds:datastoreItem xmlns:ds="http://schemas.openxmlformats.org/officeDocument/2006/customXml" ds:itemID="{AE207C74-5B59-4668-8E9B-F01453EECF15}"/>
+<ds:datastoreItem xmlns:ds="http://schemas.openxmlformats.org/officeDocument/2006/customXml" ds:itemID="{9A7CAD53-103D-439D-A485-4783FB9CFA2D}">
+  <ds:schemaRefs>
+    <ds:schemaRef ds:uri="http://schemas.microsoft.com/office/2006/metadata/contentType"/>
+    <ds:schemaRef ds:uri="http://schemas.microsoft.com/office/2006/metadata/properties/metaAttributes"/>
+    <ds:schemaRef ds:uri="http://www.w3.org/2001/XMLSchema"/>
+    <ds:schemaRef ds:uri="http://schemas.microsoft.com/office/2006/metadata/properties"/>
+    <ds:schemaRef ds:uri="cb45339b-ced9-4d0d-8f64-77573914d53b"/>
+    <ds:schemaRef ds:uri="43a3ca16-9c26-4813-b83f-4aec9927b43f"/>
+    <ds:schemaRef ds:uri="http://schemas.microsoft.com/office/2006/documentManagement/types"/>
+    <ds:schemaRef ds:uri="http://schemas.microsoft.com/office/infopath/2007/PartnerControls"/>
+    <ds:schemaRef ds:uri="http://schemas.openxmlformats.org/package/2006/metadata/core-properties"/>
+    <ds:schemaRef ds:uri="http://purl.org/dc/elements/1.1/"/>
+    <ds:schemaRef ds:uri="http://purl.org/dc/terms/"/>
+    <ds:schemaRef ds:uri="http://schemas.microsoft.com/internal/obd"/>
+  </ds:schemaRefs>
+</ds:datastoreItem>
 </file>
 
 <file path=customXml/itemProps3.xml><?xml version="1.0" encoding="utf-8"?>
-<ds:datastoreItem xmlns:ds="http://schemas.openxmlformats.org/officeDocument/2006/customXml" ds:itemID="{C3F19ADD-1479-477F-BC1C-CDFE942E6519}"/>
+<ds:datastoreItem xmlns:ds="http://schemas.openxmlformats.org/officeDocument/2006/customXml" ds:itemID="{6BC62C51-E159-4EC5-9899-CCAAF3417DED}">
+  <ds:schemaRefs>
+    <ds:schemaRef ds:uri="http://schemas.microsoft.com/sharepoint/v3/contenttype/forms"/>
+  </ds:schemaRefs>
+</ds:datastoreItem>
 </file>